--- a/docs/사업계획서_VIGENT_초안.docx
+++ b/docs/사업계획서_VIGENT_초안.docx
@@ -11482,12 +11482,15 @@
                 <w:b/>
                 <w:sz w:val="22"/>
               </w:rPr>
+              <w:jc w:val="left"/>
             </w:pPr>
             <w:r>
               <w:rPr>
-                <w:b/>
-                <w:sz w:val="22"/>
+                <w:rFonts w:ascii="Malgun Gothic" w:hAnsi="Malgun Gothic" w:eastAsia="맑은 고딕"/>
+                <w:b/>
                 <w:spacing w:val="-2"/>
+                <w:sz w:val="18"/>
+                <w:szCs w:val="18"/>
               </w:rPr>
               <w:t xml:space="preserve">AI 영상분석 기술이 적용된, 기존 CCTV 로 산업현장 위험(보호구 미착용·위험구역 침입·중장비 협착)을 실시간 감지해 관리자에게 통보하는 산업안전 모니터링 서비스 VIGENT</w:t>
             </w:r>
@@ -11630,26 +11633,30 @@
             <w:pPr>
               <w:pStyle w:val="TableParagraph"/>
               <w:ind w:left="277" w:right="258"/>
-              <w:jc w:val="center"/>
               <w:spacing w:before="101" w:line="352" w:lineRule="exact"/>
               <w:rPr>
                 <w:b/>
                 <w:sz w:val="22"/>
               </w:rPr>
+              <w:jc w:val="left"/>
             </w:pPr>
             <w:r>
               <w:rPr>
-                <w:b/>
-                <w:sz w:val="22"/>
+                <w:rFonts w:ascii="Malgun Gothic" w:hAnsi="Malgun Gothic" w:eastAsia="맑은 고딕"/>
+                <w:b/>
                 <w:spacing w:val="-5"/>
+                <w:sz w:val="18"/>
+                <w:szCs w:val="18"/>
               </w:rPr>
               <w:t xml:space="preserve">산업안전 AI 모니터링 SW 1식(검출·판정·통보 서버 + 웹 대시보드), 현장 파일럿 구축 1식 </w:t>
             </w:r>
             <w:r>
               <w:rPr>
-                <w:b/>
-                <w:sz w:val="22"/>
+                <w:rFonts w:ascii="Malgun Gothic" w:hAnsi="Malgun Gothic" w:eastAsia="맑은 고딕"/>
+                <w:b/>
                 <w:spacing w:val="-5"/>
+                <w:sz w:val="18"/>
+                <w:szCs w:val="18"/>
                 <w:highlight w:val="yellow"/>
               </w:rPr>
               <w:t xml:space="preserve">[공란 — 대표 확정: 수량·범위]</w:t>
@@ -13364,7 +13371,6 @@
             <w:pPr>
               <w:pStyle w:val="TableParagraph"/>
               <w:ind w:right="43"/>
-              <w:jc w:val="left"/>
               <w:spacing w:before="21"/>
               <w:rPr>
                 <w:lang w:eastAsia="ko-KR"/>
@@ -13374,14 +13380,16 @@
                 <w:szCs w:val="20"/>
                 <w:rtl w:val="off"/>
               </w:rPr>
+              <w:jc w:val="left"/>
             </w:pPr>
             <w:r>
               <w:rPr>
+                <w:rFonts w:ascii="Malgun Gothic" w:hAnsi="Malgun Gothic" w:eastAsia="맑은 고딕"/>
                 <w:lang w:eastAsia="ko-KR"/>
                 <w:w w:val="99"/>
-                <w:sz w:val="20"/>
-                <w:szCs w:val="20"/>
                 <w:rtl w:val="off"/>
+                <w:sz w:val="18"/>
+                <w:szCs w:val="18"/>
               </w:rPr>
               <w:t xml:space="preserve">VIGENT (Vision + AI Agent)</w:t>
             </w:r>
@@ -13492,11 +13500,13 @@
                 <w:szCs w:val="20"/>
                 <w:rtl w:val="off"/>
               </w:rPr>
+              <w:jc w:val="left"/>
             </w:pPr>
             <w:r>
               <w:rPr>
-                <w:sz w:val="20"/>
-                <w:szCs w:val="20"/>
+                <w:rFonts w:ascii="Malgun Gothic" w:hAnsi="Malgun Gothic" w:eastAsia="맑은 고딕"/>
+                <w:sz w:val="18"/>
+                <w:szCs w:val="18"/>
               </w:rPr>
               <w:t xml:space="preserve">산업안전 AI 영상분석 소프트웨어(SaaS/구축형)</w:t>
             </w:r>
@@ -13587,9 +13597,14 @@
                 <w:szCs w:val="20"/>
                 <w:rtl w:val="off"/>
               </w:rPr>
+              <w:jc w:val="left"/>
             </w:pPr>
             <w:r>
-              <w:rPr/>
+              <w:rPr>
+                <w:rFonts w:ascii="Malgun Gothic" w:hAnsi="Malgun Gothic" w:eastAsia="맑은 고딕"/>
+                <w:sz w:val="18"/>
+                <w:szCs w:val="18"/>
+              </w:rPr>
               <w:t xml:space="preserve">현장에 이미 설치된 CCTV·보급형 IP 카메라의 영상을 초당 2회 AI 로 분석해 ①보호구(안전모·조끼) 미착용 ②위험구역 침입 ③지게차 등 중장비 협착 위험 ④급격동작·무동작을 감지하고 관리자 휴대폰(텔레그램)으로 요약 통보. 기록은 전부 남기고 알림은 억제(자체 실측: 판정 270건→알림 19건, 오경보 폭주 억제 221건→24건). 카메라 교체 없이 SW 만 얹어 도입 부담이 낮음</w:t>
             </w:r>
           </w:p>
@@ -13670,7 +13685,6 @@
             <w:pPr>
               <w:pStyle w:val="TableParagraph"/>
               <w:ind w:right="43"/>
-              <w:jc w:val="right"/>
               <w:spacing w:before="23" w:line="312" w:lineRule="exact"/>
               <w:rPr>
                 <w:lang w:eastAsia="ko-KR"/>
@@ -13679,9 +13693,14 @@
                 <w:szCs w:val="20"/>
                 <w:rtl w:val="off"/>
               </w:rPr>
+              <w:jc w:val="left"/>
             </w:pPr>
             <w:r>
-              <w:rPr/>
+              <w:rPr>
+                <w:rFonts w:ascii="Malgun Gothic" w:hAnsi="Malgun Gothic" w:eastAsia="맑은 고딕"/>
+                <w:sz w:val="18"/>
+                <w:szCs w:val="18"/>
+              </w:rPr>
               <w:t xml:space="preserve">2025년 재해조사 대상 사고사망자 605명으로 전년 대비 증가(고용노동부, 2026.3.31). 2024.1.27부터 중대재해처벌법이 5인 이상 전 사업장으로 확대됐으나 소규모 사업장은 안전관리 인력 상주가 어렵고 CCTV 는 사고 후 확인용으로만 쓰임 — 상시 감시 공백을 SW 로 메움</w:t>
             </w:r>
           </w:p>
@@ -13921,15 +13940,19 @@
             <w:pPr>
               <w:pStyle w:val="TableParagraph"/>
               <w:ind w:right="43"/>
-              <w:jc w:val="right"/>
               <w:spacing w:line="304" w:lineRule="exact"/>
               <w:rPr>
                 <w:sz w:val="20"/>
                 <w:szCs w:val="20"/>
               </w:rPr>
+              <w:jc w:val="left"/>
             </w:pPr>
             <w:r>
-              <w:rPr/>
+              <w:rPr>
+                <w:rFonts w:ascii="Malgun Gothic" w:hAnsi="Malgun Gothic" w:eastAsia="맑은 고딕"/>
+                <w:sz w:val="18"/>
+                <w:szCs w:val="18"/>
+              </w:rPr>
               <w:t xml:space="preserve">동작하는 시제품 보유(자동 테스트 481건). 중장비 교육기관 1곳에서 실카메라 현장 시험 1회 완료(54분·929프레임, 2026.8.27) — 지게차 검출 97.7%, 경보 전송 19/19. 협약기간 내 ①정답지 구축 ②사람 인식률 개선 ③파일럿 1곳 구축 목표</w:t>
             </w:r>
           </w:p>
@@ -14129,9 +14152,14 @@
                 <w:sz w:val="20"/>
                 <w:szCs w:val="20"/>
               </w:rPr>
+              <w:jc w:val="left"/>
             </w:pPr>
             <w:r>
-              <w:rPr/>
+              <w:rPr>
+                <w:rFonts w:ascii="Malgun Gothic" w:hAnsi="Malgun Gothic" w:eastAsia="맑은 고딕"/>
+                <w:sz w:val="18"/>
+                <w:szCs w:val="18"/>
+              </w:rPr>
               <w:t xml:space="preserve">1차: 중장비 교육기관 · 2차: 50인 미만 제조/물류(중대재해처벌법 신규 적용 약 83.7만 개 사업장). 월 구독(카메라 대수 과금)+초기 구축비. 안전보건공단 스마트 안전장비 지원사업을 도입 장벽 완화에 활용</w:t>
             </w:r>
           </w:p>
@@ -15463,24 +15491,25 @@
           <w:sz w:val="28"/>
           <w:szCs w:val="28"/>
         </w:rPr>
-      </w:pPr>
-      <w:r>
-        <w:rPr>
+        <w:jc w:val="both"/>
+      </w:pPr>
+      <w:r>
+        <w:rPr>
+          <w:rFonts w:ascii="Malgun Gothic" w:hAnsi="Malgun Gothic" w:eastAsia="맑은 고딕"/>
           <w:lang w:eastAsia="ko-KR"/>
-          <w:rFonts w:ascii="HCI Poppy" w:eastAsia="휴먼명조" w:cs="휴먼명조"/>
-          <w:sz w:val="28"/>
-          <w:szCs w:val="28"/>
           <w:rtl w:val="off"/>
+          <w:sz w:val="20"/>
+          <w:szCs w:val="20"/>
         </w:rPr>
         <w:t xml:space="preserve">    ◦ </w:t>
       </w:r>
       <w:r>
         <w:rPr>
+          <w:rFonts w:ascii="Malgun Gothic" w:hAnsi="Malgun Gothic" w:eastAsia="맑은 고딕"/>
           <w:lang w:eastAsia="ko-KR"/>
-          <w:rFonts w:ascii="HCI Poppy" w:eastAsia="휴먼명조" w:cs="휴먼명조"/>
-          <w:sz w:val="28"/>
-          <w:szCs w:val="28"/>
           <w:rtl w:val="off"/>
+          <w:sz w:val="20"/>
+          <w:szCs w:val="20"/>
         </w:rPr>
         <w:t xml:space="preserve">(외부적 배경 ①) 산재 사망사고가 다시 늘고 있고, 상위 유형이 '카메라로 볼 수 있는 사고'다</w:t>
       </w:r>
@@ -15494,29 +15523,30 @@
           <w:sz w:val="24"/>
           <w:szCs w:val="24"/>
         </w:rPr>
-      </w:pPr>
-      <w:r>
-        <w:rPr>
-          <w:rFonts w:ascii="HCI Poppy" w:eastAsia="휴먼명조" w:cs="휴먼명조"/>
-          <w:sz w:val="24"/>
-          <w:szCs w:val="24"/>
+        <w:jc w:val="both"/>
+      </w:pPr>
+      <w:r>
+        <w:rPr>
+          <w:rFonts w:ascii="Malgun Gothic" w:hAnsi="Malgun Gothic" w:eastAsia="맑은 고딕"/>
+          <w:sz w:val="20"/>
+          <w:szCs w:val="20"/>
         </w:rPr>
         <w:t xml:space="preserve">        - </w:t>
       </w:r>
       <w:r>
         <w:rPr>
-          <w:rFonts w:ascii="HCI Poppy" w:eastAsia="휴먼명조" w:cs="휴먼명조"/>
-          <w:sz w:val="24"/>
-          <w:szCs w:val="24"/>
+          <w:rFonts w:ascii="Malgun Gothic" w:hAnsi="Malgun Gothic" w:eastAsia="맑은 고딕"/>
+          <w:sz w:val="20"/>
+          <w:szCs w:val="20"/>
         </w:rPr>
         <w:t xml:space="preserve">2025년(누적) 재해조사 대상 사고사망자 605명(573건)으로 전년 589명 대비 16명(2.7%) 증가. 유형별로 떨어짐 249명(41.2%) 최다, 부딪힘 62명(+24.0%) 증가, 끼임 50명 (출처: 고용노동부 보도자료 2026.3.31 — </w:t>
       </w:r>
       <w:hyperlink r:id="rId8">
         <w:r>
           <w:rPr>
-            <w:rFonts w:ascii="HCI Poppy" w:eastAsia="휴먼명조" w:cs="휴먼명조"/>
-            <w:sz w:val="24"/>
-            <w:szCs w:val="24"/>
+            <w:rFonts w:ascii="Malgun Gothic" w:hAnsi="Malgun Gothic" w:eastAsia="맑은 고딕"/>
+            <w:sz w:val="20"/>
+            <w:szCs w:val="20"/>
             <w:color w:val="0563C1"/>
             <w:u w:val="single"/>
           </w:rPr>
@@ -15525,18 +15555,18 @@
       </w:hyperlink>
       <w:r>
         <w:rPr>
-          <w:rFonts w:ascii="HCI Poppy" w:eastAsia="휴먼명조" w:cs="휴먼명조"/>
-          <w:sz w:val="24"/>
-          <w:szCs w:val="24"/>
+          <w:rFonts w:ascii="Malgun Gothic" w:hAnsi="Malgun Gothic" w:eastAsia="맑은 고딕"/>
+          <w:sz w:val="20"/>
+          <w:szCs w:val="20"/>
         </w:rPr>
         <w:t xml:space="preserve"> · </w:t>
       </w:r>
       <w:hyperlink r:id="rId9">
         <w:r>
           <w:rPr>
-            <w:rFonts w:ascii="HCI Poppy" w:eastAsia="휴먼명조" w:cs="휴먼명조"/>
-            <w:sz w:val="24"/>
-            <w:szCs w:val="24"/>
+            <w:rFonts w:ascii="Malgun Gothic" w:hAnsi="Malgun Gothic" w:eastAsia="맑은 고딕"/>
+            <w:sz w:val="20"/>
+            <w:szCs w:val="20"/>
             <w:color w:val="0563C1"/>
             <w:u w:val="single"/>
           </w:rPr>
@@ -15545,9 +15575,9 @@
       </w:hyperlink>
       <w:r>
         <w:rPr>
-          <w:rFonts w:ascii="HCI Poppy" w:eastAsia="휴먼명조" w:cs="휴먼명조"/>
-          <w:sz w:val="24"/>
-          <w:szCs w:val="24"/>
+          <w:rFonts w:ascii="Malgun Gothic" w:hAnsi="Malgun Gothic" w:eastAsia="맑은 고딕"/>
+          <w:sz w:val="20"/>
+          <w:szCs w:val="20"/>
         </w:rPr>
         <w:t xml:space="preserve">)</w:t>
       </w:r>
@@ -15561,20 +15591,21 @@
           <w:sz w:val="24"/>
           <w:szCs w:val="24"/>
         </w:rPr>
-      </w:pPr>
-      <w:r>
-        <w:rPr>
-          <w:rFonts w:ascii="HCI Poppy" w:eastAsia="휴먼명조" w:cs="휴먼명조"/>
-          <w:sz w:val="24"/>
-          <w:szCs w:val="24"/>
+        <w:jc w:val="both"/>
+      </w:pPr>
+      <w:r>
+        <w:rPr>
+          <w:rFonts w:ascii="Malgun Gothic" w:hAnsi="Malgun Gothic" w:eastAsia="맑은 고딕"/>
+          <w:sz w:val="20"/>
+          <w:szCs w:val="20"/>
         </w:rPr>
         <w:t xml:space="preserve">        - </w:t>
       </w:r>
       <w:r>
         <w:rPr>
-          <w:rFonts w:ascii="HCI Poppy" w:eastAsia="휴먼명조" w:cs="휴먼명조"/>
-          <w:sz w:val="24"/>
-          <w:szCs w:val="24"/>
+          <w:rFonts w:ascii="Malgun Gothic" w:hAnsi="Malgun Gothic" w:eastAsia="맑은 고딕"/>
+          <w:sz w:val="20"/>
+          <w:szCs w:val="20"/>
         </w:rPr>
         <w:t xml:space="preserve">부딪힘·끼임(합계 112명)은 중장비-사람의 위치 관계, 보호구 미착용은 착용 상태에서 비롯 — 사망 원인 상위 유형의 상당수가 영상으로 관찰 가능한 선행 징후(위험반경 접근·미착용)를 가짐</w:t>
       </w:r>
@@ -15588,24 +15619,25 @@
           <w:sz w:val="28"/>
           <w:szCs w:val="28"/>
         </w:rPr>
-      </w:pPr>
-      <w:r>
-        <w:rPr>
+        <w:jc w:val="both"/>
+      </w:pPr>
+      <w:r>
+        <w:rPr>
+          <w:rFonts w:ascii="Malgun Gothic" w:hAnsi="Malgun Gothic" w:eastAsia="맑은 고딕"/>
           <w:lang w:eastAsia="ko-KR"/>
-          <w:rFonts w:ascii="HCI Poppy" w:eastAsia="휴먼명조" w:cs="휴먼명조"/>
-          <w:sz w:val="28"/>
-          <w:szCs w:val="28"/>
           <w:rtl w:val="off"/>
+          <w:sz w:val="20"/>
+          <w:szCs w:val="20"/>
         </w:rPr>
         <w:t xml:space="preserve">    ◦ </w:t>
       </w:r>
       <w:r>
         <w:rPr>
+          <w:rFonts w:ascii="Malgun Gothic" w:hAnsi="Malgun Gothic" w:eastAsia="맑은 고딕"/>
           <w:lang w:eastAsia="ko-KR"/>
-          <w:rFonts w:ascii="HCI Poppy" w:eastAsia="휴먼명조" w:cs="휴먼명조"/>
-          <w:sz w:val="28"/>
-          <w:szCs w:val="28"/>
           <w:rtl w:val="off"/>
+          <w:sz w:val="20"/>
+          <w:szCs w:val="20"/>
         </w:rPr>
         <w:t xml:space="preserve">(외부적 배경 ②) 중대재해처벌법 확대로 소규모 사업장의 안전관리 의무는 커졌으나 수단이 없다</w:t>
       </w:r>
@@ -15619,29 +15651,30 @@
           <w:sz w:val="24"/>
           <w:szCs w:val="24"/>
         </w:rPr>
-      </w:pPr>
-      <w:r>
-        <w:rPr>
-          <w:rFonts w:ascii="HCI Poppy" w:eastAsia="휴먼명조" w:cs="휴먼명조"/>
-          <w:sz w:val="24"/>
-          <w:szCs w:val="24"/>
+        <w:jc w:val="both"/>
+      </w:pPr>
+      <w:r>
+        <w:rPr>
+          <w:rFonts w:ascii="Malgun Gothic" w:hAnsi="Malgun Gothic" w:eastAsia="맑은 고딕"/>
+          <w:sz w:val="20"/>
+          <w:szCs w:val="20"/>
         </w:rPr>
         <w:t xml:space="preserve">        - </w:t>
       </w:r>
       <w:r>
         <w:rPr>
-          <w:rFonts w:ascii="HCI Poppy" w:eastAsia="휴먼명조" w:cs="휴먼명조"/>
-          <w:sz w:val="24"/>
-          <w:szCs w:val="24"/>
+          <w:rFonts w:ascii="Malgun Gothic" w:hAnsi="Malgun Gothic" w:eastAsia="맑은 고딕"/>
+          <w:sz w:val="20"/>
+          <w:szCs w:val="20"/>
         </w:rPr>
         <w:t xml:space="preserve">2024.1.27부터 상시근로자 5인 이상 전 사업장(5~49인 약 83.7만 개 사업장, 종사자 약 800만 명)으로 확대 적용 (출처: </w:t>
       </w:r>
       <w:hyperlink r:id="rId10">
         <w:r>
           <w:rPr>
-            <w:rFonts w:ascii="HCI Poppy" w:eastAsia="휴먼명조" w:cs="휴먼명조"/>
-            <w:sz w:val="24"/>
-            <w:szCs w:val="24"/>
+            <w:rFonts w:ascii="Malgun Gothic" w:hAnsi="Malgun Gothic" w:eastAsia="맑은 고딕"/>
+            <w:sz w:val="20"/>
+            <w:szCs w:val="20"/>
             <w:color w:val="0563C1"/>
             <w:u w:val="single"/>
           </w:rPr>
@@ -15650,18 +15683,18 @@
       </w:hyperlink>
       <w:r>
         <w:rPr>
-          <w:rFonts w:ascii="HCI Poppy" w:eastAsia="휴먼명조" w:cs="휴먼명조"/>
-          <w:sz w:val="24"/>
-          <w:szCs w:val="24"/>
+          <w:rFonts w:ascii="Malgun Gothic" w:hAnsi="Malgun Gothic" w:eastAsia="맑은 고딕"/>
+          <w:sz w:val="20"/>
+          <w:szCs w:val="20"/>
         </w:rPr>
         <w:t xml:space="preserve"> · </w:t>
       </w:r>
       <w:hyperlink r:id="rId11">
         <w:r>
           <w:rPr>
-            <w:rFonts w:ascii="HCI Poppy" w:eastAsia="휴먼명조" w:cs="휴먼명조"/>
-            <w:sz w:val="24"/>
-            <w:szCs w:val="24"/>
+            <w:rFonts w:ascii="Malgun Gothic" w:hAnsi="Malgun Gothic" w:eastAsia="맑은 고딕"/>
+            <w:sz w:val="20"/>
+            <w:szCs w:val="20"/>
             <w:color w:val="0563C1"/>
             <w:u w:val="single"/>
           </w:rPr>
@@ -15670,9 +15703,9 @@
       </w:hyperlink>
       <w:r>
         <w:rPr>
-          <w:rFonts w:ascii="HCI Poppy" w:eastAsia="휴먼명조" w:cs="휴먼명조"/>
-          <w:sz w:val="24"/>
-          <w:szCs w:val="24"/>
+          <w:rFonts w:ascii="Malgun Gothic" w:hAnsi="Malgun Gothic" w:eastAsia="맑은 고딕"/>
+          <w:sz w:val="20"/>
+          <w:szCs w:val="20"/>
         </w:rPr>
         <w:t xml:space="preserve">)</w:t>
       </w:r>
@@ -15686,29 +15719,30 @@
           <w:sz w:val="24"/>
           <w:szCs w:val="24"/>
         </w:rPr>
-      </w:pPr>
-      <w:r>
-        <w:rPr>
-          <w:rFonts w:ascii="HCI Poppy" w:eastAsia="휴먼명조" w:cs="휴먼명조"/>
-          <w:sz w:val="24"/>
-          <w:szCs w:val="24"/>
+        <w:jc w:val="both"/>
+      </w:pPr>
+      <w:r>
+        <w:rPr>
+          <w:rFonts w:ascii="Malgun Gothic" w:hAnsi="Malgun Gothic" w:eastAsia="맑은 고딕"/>
+          <w:sz w:val="20"/>
+          <w:szCs w:val="20"/>
         </w:rPr>
         <w:t xml:space="preserve">        - </w:t>
       </w:r>
       <w:r>
         <w:rPr>
-          <w:rFonts w:ascii="HCI Poppy" w:eastAsia="휴먼명조" w:cs="휴먼명조"/>
-          <w:sz w:val="24"/>
-          <w:szCs w:val="24"/>
+          <w:rFonts w:ascii="Malgun Gothic" w:hAnsi="Malgun Gothic" w:eastAsia="맑은 고딕"/>
+          <w:sz w:val="20"/>
+          <w:szCs w:val="20"/>
         </w:rPr>
         <w:t xml:space="preserve">위험 확대가 기타업종·영세사업장 중심이라는 보도 (출처: </w:t>
       </w:r>
       <w:hyperlink r:id="rId12">
         <w:r>
           <w:rPr>
-            <w:rFonts w:ascii="HCI Poppy" w:eastAsia="휴먼명조" w:cs="휴먼명조"/>
-            <w:sz w:val="24"/>
-            <w:szCs w:val="24"/>
+            <w:rFonts w:ascii="Malgun Gothic" w:hAnsi="Malgun Gothic" w:eastAsia="맑은 고딕"/>
+            <w:sz w:val="20"/>
+            <w:szCs w:val="20"/>
             <w:color w:val="0563C1"/>
             <w:u w:val="single"/>
           </w:rPr>
@@ -15717,9 +15751,9 @@
       </w:hyperlink>
       <w:r>
         <w:rPr>
-          <w:rFonts w:ascii="HCI Poppy" w:eastAsia="휴먼명조" w:cs="휴먼명조"/>
-          <w:sz w:val="24"/>
-          <w:szCs w:val="24"/>
+          <w:rFonts w:ascii="Malgun Gothic" w:hAnsi="Malgun Gothic" w:eastAsia="맑은 고딕"/>
+          <w:sz w:val="20"/>
+          <w:szCs w:val="20"/>
         </w:rPr>
         <w:t xml:space="preserve">) — 소규모 사업장은 전담 안전관리 인력을 두기 어렵고, CCTV 는 사고 후 확인용으로만 쓰임</w:t>
       </w:r>
@@ -15733,24 +15767,25 @@
           <w:sz w:val="28"/>
           <w:szCs w:val="28"/>
         </w:rPr>
-      </w:pPr>
-      <w:r>
-        <w:rPr>
+        <w:jc w:val="both"/>
+      </w:pPr>
+      <w:r>
+        <w:rPr>
+          <w:rFonts w:ascii="Malgun Gothic" w:hAnsi="Malgun Gothic" w:eastAsia="맑은 고딕"/>
           <w:lang w:eastAsia="ko-KR"/>
-          <w:rFonts w:ascii="HCI Poppy" w:eastAsia="휴먼명조" w:cs="휴먼명조"/>
-          <w:sz w:val="28"/>
-          <w:szCs w:val="28"/>
           <w:rtl w:val="off"/>
+          <w:sz w:val="20"/>
+          <w:szCs w:val="20"/>
         </w:rPr>
         <w:t xml:space="preserve">    ◦ </w:t>
       </w:r>
       <w:r>
         <w:rPr>
+          <w:rFonts w:ascii="Malgun Gothic" w:hAnsi="Malgun Gothic" w:eastAsia="맑은 고딕"/>
           <w:lang w:eastAsia="ko-KR"/>
-          <w:rFonts w:ascii="HCI Poppy" w:eastAsia="휴먼명조" w:cs="휴먼명조"/>
-          <w:sz w:val="28"/>
-          <w:szCs w:val="28"/>
           <w:rtl w:val="off"/>
+          <w:sz w:val="20"/>
+          <w:szCs w:val="20"/>
         </w:rPr>
         <w:t xml:space="preserve">(외부적 배경 ③) AI 영상분석·CCTV 시장은 성장 국면</w:t>
       </w:r>
@@ -15764,29 +15799,30 @@
           <w:sz w:val="24"/>
           <w:szCs w:val="24"/>
         </w:rPr>
-      </w:pPr>
-      <w:r>
-        <w:rPr>
-          <w:rFonts w:ascii="HCI Poppy" w:eastAsia="휴먼명조" w:cs="휴먼명조"/>
-          <w:sz w:val="24"/>
-          <w:szCs w:val="24"/>
+        <w:jc w:val="both"/>
+      </w:pPr>
+      <w:r>
+        <w:rPr>
+          <w:rFonts w:ascii="Malgun Gothic" w:hAnsi="Malgun Gothic" w:eastAsia="맑은 고딕"/>
+          <w:sz w:val="20"/>
+          <w:szCs w:val="20"/>
         </w:rPr>
         <w:t xml:space="preserve">        - </w:t>
       </w:r>
       <w:r>
         <w:rPr>
-          <w:rFonts w:ascii="HCI Poppy" w:eastAsia="휴먼명조" w:cs="휴먼명조"/>
-          <w:sz w:val="24"/>
-          <w:szCs w:val="24"/>
+          <w:rFonts w:ascii="Malgun Gothic" w:hAnsi="Malgun Gothic" w:eastAsia="맑은 고딕"/>
+          <w:sz w:val="20"/>
+          <w:szCs w:val="20"/>
         </w:rPr>
         <w:t xml:space="preserve">글로벌 CCTV 시장 2026년 581.1억 달러 → 2031년 1,235.2억 달러(CAGR 16.28%) 전망 (출처: </w:t>
       </w:r>
       <w:hyperlink r:id="rId13">
         <w:r>
           <w:rPr>
-            <w:rFonts w:ascii="HCI Poppy" w:eastAsia="휴먼명조" w:cs="휴먼명조"/>
-            <w:sz w:val="24"/>
-            <w:szCs w:val="24"/>
+            <w:rFonts w:ascii="Malgun Gothic" w:hAnsi="Malgun Gothic" w:eastAsia="맑은 고딕"/>
+            <w:sz w:val="20"/>
+            <w:szCs w:val="20"/>
             <w:color w:val="0563C1"/>
             <w:u w:val="single"/>
           </w:rPr>
@@ -15795,9 +15831,9 @@
       </w:hyperlink>
       <w:r>
         <w:rPr>
-          <w:rFonts w:ascii="HCI Poppy" w:eastAsia="휴먼명조" w:cs="휴먼명조"/>
-          <w:sz w:val="24"/>
-          <w:szCs w:val="24"/>
+          <w:rFonts w:ascii="Malgun Gothic" w:hAnsi="Malgun Gothic" w:eastAsia="맑은 고딕"/>
+          <w:sz w:val="20"/>
+          <w:szCs w:val="20"/>
         </w:rPr>
         <w:t xml:space="preserve"> ※민간 조사기관 추정치)</w:t>
       </w:r>
@@ -15811,34 +15847,35 @@
           <w:sz w:val="28"/>
           <w:szCs w:val="28"/>
         </w:rPr>
-      </w:pPr>
-      <w:r>
-        <w:rPr>
+        <w:jc w:val="both"/>
+      </w:pPr>
+      <w:r>
+        <w:rPr>
+          <w:rFonts w:ascii="Malgun Gothic" w:hAnsi="Malgun Gothic" w:eastAsia="맑은 고딕"/>
           <w:lang w:eastAsia="ko-KR"/>
-          <w:rFonts w:ascii="HCI Poppy" w:eastAsia="휴먼명조" w:cs="휴먼명조"/>
-          <w:sz w:val="28"/>
-          <w:szCs w:val="28"/>
           <w:rtl w:val="off"/>
+          <w:sz w:val="20"/>
+          <w:szCs w:val="20"/>
         </w:rPr>
         <w:t xml:space="preserve">    ◦ </w:t>
       </w:r>
       <w:r>
         <w:rPr>
+          <w:rFonts w:ascii="Malgun Gothic" w:hAnsi="Malgun Gothic" w:eastAsia="맑은 고딕"/>
           <w:lang w:eastAsia="ko-KR"/>
-          <w:rFonts w:ascii="HCI Poppy" w:eastAsia="휴먼명조" w:cs="휴먼명조"/>
-          <w:sz w:val="28"/>
-          <w:szCs w:val="28"/>
           <w:rtl w:val="off"/>
+          <w:sz w:val="20"/>
+          <w:szCs w:val="20"/>
         </w:rPr>
         <w:t xml:space="preserve">(내부적 배경·동기) </w:t>
       </w:r>
       <w:r>
         <w:rPr>
+          <w:rFonts w:ascii="Malgun Gothic" w:hAnsi="Malgun Gothic" w:eastAsia="맑은 고딕"/>
           <w:lang w:eastAsia="ko-KR"/>
-          <w:rFonts w:ascii="HCI Poppy" w:eastAsia="휴먼명조" w:cs="휴먼명조"/>
-          <w:sz w:val="28"/>
-          <w:szCs w:val="28"/>
           <w:rtl w:val="off"/>
+          <w:sz w:val="20"/>
+          <w:szCs w:val="20"/>
           <w:highlight w:val="yellow"/>
         </w:rPr>
         <w:t xml:space="preserve">[공란 — 대표 작성: 창업 동기·가치관·비전]</w:t>
@@ -15853,24 +15890,25 @@
           <w:sz w:val="28"/>
           <w:szCs w:val="28"/>
         </w:rPr>
-      </w:pPr>
-      <w:r>
-        <w:rPr>
+        <w:jc w:val="both"/>
+      </w:pPr>
+      <w:r>
+        <w:rPr>
+          <w:rFonts w:ascii="Malgun Gothic" w:hAnsi="Malgun Gothic" w:eastAsia="맑은 고딕"/>
           <w:lang w:eastAsia="ko-KR"/>
-          <w:rFonts w:ascii="HCI Poppy" w:eastAsia="휴먼명조" w:cs="휴먼명조"/>
-          <w:sz w:val="28"/>
-          <w:szCs w:val="28"/>
           <w:rtl w:val="off"/>
+          <w:sz w:val="20"/>
+          <w:szCs w:val="20"/>
         </w:rPr>
         <w:t xml:space="preserve">    ◦ </w:t>
       </w:r>
       <w:r>
         <w:rPr>
+          <w:rFonts w:ascii="Malgun Gothic" w:hAnsi="Malgun Gothic" w:eastAsia="맑은 고딕"/>
           <w:lang w:eastAsia="ko-KR"/>
-          <w:rFonts w:ascii="HCI Poppy" w:eastAsia="휴먼명조" w:cs="휴먼명조"/>
-          <w:sz w:val="28"/>
-          <w:szCs w:val="28"/>
           <w:rtl w:val="off"/>
+          <w:sz w:val="20"/>
+          <w:szCs w:val="20"/>
         </w:rPr>
         <w:t xml:space="preserve">(추진 경과) 신청 전까지 기획·추진 이력</w:t>
       </w:r>
@@ -15884,20 +15922,21 @@
           <w:sz w:val="24"/>
           <w:szCs w:val="24"/>
         </w:rPr>
-      </w:pPr>
-      <w:r>
-        <w:rPr>
-          <w:rFonts w:ascii="HCI Poppy" w:eastAsia="휴먼명조" w:cs="휴먼명조"/>
-          <w:sz w:val="24"/>
-          <w:szCs w:val="24"/>
+        <w:jc w:val="both"/>
+      </w:pPr>
+      <w:r>
+        <w:rPr>
+          <w:rFonts w:ascii="Malgun Gothic" w:hAnsi="Malgun Gothic" w:eastAsia="맑은 고딕"/>
+          <w:sz w:val="20"/>
+          <w:szCs w:val="20"/>
         </w:rPr>
         <w:t xml:space="preserve">        - </w:t>
       </w:r>
       <w:r>
         <w:rPr>
-          <w:rFonts w:ascii="HCI Poppy" w:eastAsia="휴먼명조" w:cs="휴먼명조"/>
-          <w:sz w:val="24"/>
-          <w:szCs w:val="24"/>
+          <w:rFonts w:ascii="Malgun Gothic" w:hAnsi="Malgun Gothic" w:eastAsia="맑은 고딕"/>
+          <w:sz w:val="20"/>
+          <w:szCs w:val="20"/>
         </w:rPr>
         <w:t xml:space="preserve">2026.7 코어 파이프라인(검출→추적→판정→통보) 구현·24시간 연속가동 시험 → 2026.8 검출 모델 Apache-2.0(RF-DETR) 이관·오경보 억제 설계 확정 → 2026.8.27 중장비 교육기관 현장 시험(카메라 1대·54분·929프레임) → 2026.8~9 재분석·정정 이력 공개, 정답지(라벨 데이터) 구축 계획 수립</w:t>
       </w:r>
@@ -16103,24 +16142,25 @@
           <w:sz w:val="28"/>
           <w:szCs w:val="28"/>
         </w:rPr>
-      </w:pPr>
-      <w:r>
-        <w:rPr>
+        <w:jc w:val="both"/>
+      </w:pPr>
+      <w:r>
+        <w:rPr>
+          <w:rFonts w:ascii="Malgun Gothic" w:hAnsi="Malgun Gothic" w:eastAsia="맑은 고딕"/>
           <w:lang w:eastAsia="ko-KR"/>
-          <w:rFonts w:ascii="HCI Poppy" w:eastAsia="휴먼명조" w:cs="휴먼명조"/>
-          <w:sz w:val="28"/>
-          <w:szCs w:val="28"/>
           <w:rtl w:val="off"/>
+          <w:sz w:val="20"/>
+          <w:szCs w:val="20"/>
         </w:rPr>
         <w:t xml:space="preserve">    ◦ </w:t>
       </w:r>
       <w:r>
         <w:rPr>
+          <w:rFonts w:ascii="Malgun Gothic" w:hAnsi="Malgun Gothic" w:eastAsia="맑은 고딕"/>
           <w:lang w:eastAsia="ko-KR"/>
-          <w:rFonts w:ascii="HCI Poppy" w:eastAsia="휴먼명조" w:cs="휴먼명조"/>
-          <w:sz w:val="28"/>
-          <w:szCs w:val="28"/>
           <w:rtl w:val="off"/>
+          <w:sz w:val="20"/>
+          <w:szCs w:val="20"/>
         </w:rPr>
         <w:t xml:space="preserve">목표시장 정의</w:t>
       </w:r>
@@ -16134,20 +16174,21 @@
           <w:sz w:val="24"/>
           <w:szCs w:val="24"/>
         </w:rPr>
-      </w:pPr>
-      <w:r>
-        <w:rPr>
-          <w:rFonts w:ascii="HCI Poppy" w:eastAsia="휴먼명조" w:cs="휴먼명조"/>
-          <w:sz w:val="24"/>
-          <w:szCs w:val="24"/>
+        <w:jc w:val="both"/>
+      </w:pPr>
+      <w:r>
+        <w:rPr>
+          <w:rFonts w:ascii="Malgun Gothic" w:hAnsi="Malgun Gothic" w:eastAsia="맑은 고딕"/>
+          <w:sz w:val="20"/>
+          <w:szCs w:val="20"/>
         </w:rPr>
         <w:t xml:space="preserve">        - </w:t>
       </w:r>
       <w:r>
         <w:rPr>
-          <w:rFonts w:ascii="HCI Poppy" w:eastAsia="휴먼명조" w:cs="휴먼명조"/>
-          <w:sz w:val="24"/>
-          <w:szCs w:val="24"/>
+          <w:rFonts w:ascii="Malgun Gothic" w:hAnsi="Malgun Gothic" w:eastAsia="맑은 고딕"/>
+          <w:sz w:val="20"/>
+          <w:szCs w:val="20"/>
         </w:rPr>
         <w:t xml:space="preserve">1차: 중장비 교육기관(지게차·굴착기 실습장) — 실습생 다수·안전관리 인력 부족. 현장 시험 1회로 니즈 직접 확인(2026.8.27)</w:t>
       </w:r>
@@ -16161,20 +16202,21 @@
           <w:sz w:val="24"/>
           <w:szCs w:val="24"/>
         </w:rPr>
-      </w:pPr>
-      <w:r>
-        <w:rPr>
-          <w:rFonts w:ascii="HCI Poppy" w:eastAsia="휴먼명조" w:cs="휴먼명조"/>
-          <w:sz w:val="24"/>
-          <w:szCs w:val="24"/>
+        <w:jc w:val="both"/>
+      </w:pPr>
+      <w:r>
+        <w:rPr>
+          <w:rFonts w:ascii="Malgun Gothic" w:hAnsi="Malgun Gothic" w:eastAsia="맑은 고딕"/>
+          <w:sz w:val="20"/>
+          <w:szCs w:val="20"/>
         </w:rPr>
         <w:t xml:space="preserve">        - </w:t>
       </w:r>
       <w:r>
         <w:rPr>
-          <w:rFonts w:ascii="HCI Poppy" w:eastAsia="휴먼명조" w:cs="휴먼명조"/>
-          <w:sz w:val="24"/>
-          <w:szCs w:val="24"/>
+          <w:rFonts w:ascii="Malgun Gothic" w:hAnsi="Malgun Gothic" w:eastAsia="맑은 고딕"/>
+          <w:sz w:val="20"/>
+          <w:szCs w:val="20"/>
         </w:rPr>
         <w:t xml:space="preserve">2차: 5~49인 제조·물류 사업장 — 중대재해처벌법 신규 적용 대상 약 83.7만 개(출처: 1-1 참조)</w:t>
       </w:r>
@@ -16188,24 +16230,25 @@
           <w:sz w:val="28"/>
           <w:szCs w:val="28"/>
         </w:rPr>
-      </w:pPr>
-      <w:r>
-        <w:rPr>
+        <w:jc w:val="both"/>
+      </w:pPr>
+      <w:r>
+        <w:rPr>
+          <w:rFonts w:ascii="Malgun Gothic" w:hAnsi="Malgun Gothic" w:eastAsia="맑은 고딕"/>
           <w:lang w:eastAsia="ko-KR"/>
-          <w:rFonts w:ascii="HCI Poppy" w:eastAsia="휴먼명조" w:cs="휴먼명조"/>
-          <w:sz w:val="28"/>
-          <w:szCs w:val="28"/>
           <w:rtl w:val="off"/>
+          <w:sz w:val="20"/>
+          <w:szCs w:val="20"/>
         </w:rPr>
         <w:t xml:space="preserve">    ◦ </w:t>
       </w:r>
       <w:r>
         <w:rPr>
+          <w:rFonts w:ascii="Malgun Gothic" w:hAnsi="Malgun Gothic" w:eastAsia="맑은 고딕"/>
           <w:lang w:eastAsia="ko-KR"/>
-          <w:rFonts w:ascii="HCI Poppy" w:eastAsia="휴먼명조" w:cs="휴먼명조"/>
-          <w:sz w:val="28"/>
-          <w:szCs w:val="28"/>
           <w:rtl w:val="off"/>
+          <w:sz w:val="20"/>
+          <w:szCs w:val="20"/>
         </w:rPr>
         <w:t xml:space="preserve">고객 도입 장벽을 낮추는 정책 환경</w:t>
       </w:r>
@@ -16219,29 +16262,30 @@
           <w:sz w:val="24"/>
           <w:szCs w:val="24"/>
         </w:rPr>
-      </w:pPr>
-      <w:r>
-        <w:rPr>
-          <w:rFonts w:ascii="HCI Poppy" w:eastAsia="휴먼명조" w:cs="휴먼명조"/>
-          <w:sz w:val="24"/>
-          <w:szCs w:val="24"/>
+        <w:jc w:val="both"/>
+      </w:pPr>
+      <w:r>
+        <w:rPr>
+          <w:rFonts w:ascii="Malgun Gothic" w:hAnsi="Malgun Gothic" w:eastAsia="맑은 고딕"/>
+          <w:sz w:val="20"/>
+          <w:szCs w:val="20"/>
         </w:rPr>
         <w:t xml:space="preserve">        - </w:t>
       </w:r>
       <w:r>
         <w:rPr>
-          <w:rFonts w:ascii="HCI Poppy" w:eastAsia="휴먼명조" w:cs="휴먼명조"/>
-          <w:sz w:val="24"/>
-          <w:szCs w:val="24"/>
+          <w:rFonts w:ascii="Malgun Gothic" w:hAnsi="Malgun Gothic" w:eastAsia="맑은 고딕"/>
+          <w:sz w:val="20"/>
+          <w:szCs w:val="20"/>
         </w:rPr>
         <w:t xml:space="preserve">안전보건공단 「안전일터 조성지원(스마트 안전장비)」 — 소규모 사업장 스마트 안전장비 도입 보조 (출처: </w:t>
       </w:r>
       <w:hyperlink r:id="rId14">
         <w:r>
           <w:rPr>
-            <w:rFonts w:ascii="HCI Poppy" w:eastAsia="휴먼명조" w:cs="휴먼명조"/>
-            <w:sz w:val="24"/>
-            <w:szCs w:val="24"/>
+            <w:rFonts w:ascii="Malgun Gothic" w:hAnsi="Malgun Gothic" w:eastAsia="맑은 고딕"/>
+            <w:sz w:val="20"/>
+            <w:szCs w:val="20"/>
             <w:color w:val="0563C1"/>
             <w:u w:val="single"/>
           </w:rPr>
@@ -16250,18 +16294,18 @@
       </w:hyperlink>
       <w:r>
         <w:rPr>
-          <w:rFonts w:ascii="HCI Poppy" w:eastAsia="휴먼명조" w:cs="휴먼명조"/>
-          <w:sz w:val="24"/>
-          <w:szCs w:val="24"/>
+          <w:rFonts w:ascii="Malgun Gothic" w:hAnsi="Malgun Gothic" w:eastAsia="맑은 고딕"/>
+          <w:sz w:val="20"/>
+          <w:szCs w:val="20"/>
         </w:rPr>
         <w:t xml:space="preserve"> · </w:t>
       </w:r>
       <w:hyperlink r:id="rId15">
         <w:r>
           <w:rPr>
-            <w:rFonts w:ascii="HCI Poppy" w:eastAsia="휴먼명조" w:cs="휴먼명조"/>
-            <w:sz w:val="24"/>
-            <w:szCs w:val="24"/>
+            <w:rFonts w:ascii="Malgun Gothic" w:hAnsi="Malgun Gothic" w:eastAsia="맑은 고딕"/>
+            <w:sz w:val="20"/>
+            <w:szCs w:val="20"/>
             <w:color w:val="0563C1"/>
             <w:u w:val="single"/>
           </w:rPr>
@@ -16270,17 +16314,17 @@
       </w:hyperlink>
       <w:r>
         <w:rPr>
-          <w:rFonts w:ascii="HCI Poppy" w:eastAsia="휴먼명조" w:cs="휴먼명조"/>
-          <w:sz w:val="24"/>
-          <w:szCs w:val="24"/>
+          <w:rFonts w:ascii="Malgun Gothic" w:hAnsi="Malgun Gothic" w:eastAsia="맑은 고딕"/>
+          <w:sz w:val="20"/>
+          <w:szCs w:val="20"/>
         </w:rPr>
         <w:t xml:space="preserve">) </w:t>
       </w:r>
       <w:r>
         <w:rPr>
-          <w:rFonts w:ascii="HCI Poppy" w:eastAsia="휴먼명조" w:cs="휴먼명조"/>
-          <w:sz w:val="24"/>
-          <w:szCs w:val="24"/>
+          <w:rFonts w:ascii="Malgun Gothic" w:hAnsi="Malgun Gothic" w:eastAsia="맑은 고딕"/>
+          <w:sz w:val="20"/>
+          <w:szCs w:val="20"/>
           <w:highlight w:val="yellow"/>
         </w:rPr>
         <w:t xml:space="preserve">[공란 — 대표 확인: 당해년도 공고의 지원 품목·한도]</w:t>
@@ -16295,24 +16339,25 @@
           <w:sz w:val="28"/>
           <w:szCs w:val="28"/>
         </w:rPr>
-      </w:pPr>
-      <w:r>
-        <w:rPr>
+        <w:jc w:val="both"/>
+      </w:pPr>
+      <w:r>
+        <w:rPr>
+          <w:rFonts w:ascii="Malgun Gothic" w:hAnsi="Malgun Gothic" w:eastAsia="맑은 고딕"/>
           <w:lang w:eastAsia="ko-KR"/>
-          <w:rFonts w:ascii="HCI Poppy" w:eastAsia="휴먼명조" w:cs="휴먼명조"/>
-          <w:sz w:val="28"/>
-          <w:szCs w:val="28"/>
           <w:rtl w:val="off"/>
+          <w:sz w:val="20"/>
+          <w:szCs w:val="20"/>
         </w:rPr>
         <w:t xml:space="preserve">    ◦ </w:t>
       </w:r>
       <w:r>
         <w:rPr>
+          <w:rFonts w:ascii="Malgun Gothic" w:hAnsi="Malgun Gothic" w:eastAsia="맑은 고딕"/>
           <w:lang w:eastAsia="ko-KR"/>
-          <w:rFonts w:ascii="HCI Poppy" w:eastAsia="휴먼명조" w:cs="휴먼명조"/>
-          <w:sz w:val="28"/>
-          <w:szCs w:val="28"/>
           <w:rtl w:val="off"/>
+          <w:sz w:val="20"/>
+          <w:szCs w:val="20"/>
         </w:rPr>
         <w:t xml:space="preserve">경쟁 현황과 차별 지점(자체 근거 보유분만 기재)</w:t>
       </w:r>
@@ -16326,20 +16371,21 @@
           <w:sz w:val="24"/>
           <w:szCs w:val="24"/>
         </w:rPr>
-      </w:pPr>
-      <w:r>
-        <w:rPr>
-          <w:rFonts w:ascii="HCI Poppy" w:eastAsia="휴먼명조" w:cs="휴먼명조"/>
-          <w:sz w:val="24"/>
-          <w:szCs w:val="24"/>
+        <w:jc w:val="both"/>
+      </w:pPr>
+      <w:r>
+        <w:rPr>
+          <w:rFonts w:ascii="Malgun Gothic" w:hAnsi="Malgun Gothic" w:eastAsia="맑은 고딕"/>
+          <w:sz w:val="20"/>
+          <w:szCs w:val="20"/>
         </w:rPr>
         <w:t xml:space="preserve">        - </w:t>
       </w:r>
       <w:r>
         <w:rPr>
-          <w:rFonts w:ascii="HCI Poppy" w:eastAsia="휴먼명조" w:cs="휴먼명조"/>
-          <w:sz w:val="24"/>
-          <w:szCs w:val="24"/>
+          <w:rFonts w:ascii="Malgun Gothic" w:hAnsi="Malgun Gothic" w:eastAsia="맑은 고딕"/>
+          <w:sz w:val="20"/>
+          <w:szCs w:val="20"/>
           <w:highlight w:val="yellow"/>
         </w:rPr>
         <w:t xml:space="preserve">[공란 — 대표 작성: 경쟁사 2~3곳 조사(대상 시장·가격대·구축 방식), 출처 링크 포함]</w:t>
@@ -16354,20 +16400,21 @@
           <w:sz w:val="24"/>
           <w:szCs w:val="24"/>
         </w:rPr>
-      </w:pPr>
-      <w:r>
-        <w:rPr>
-          <w:rFonts w:ascii="HCI Poppy" w:eastAsia="휴먼명조" w:cs="휴먼명조"/>
-          <w:sz w:val="24"/>
-          <w:szCs w:val="24"/>
+        <w:jc w:val="both"/>
+      </w:pPr>
+      <w:r>
+        <w:rPr>
+          <w:rFonts w:ascii="Malgun Gothic" w:hAnsi="Malgun Gothic" w:eastAsia="맑은 고딕"/>
+          <w:sz w:val="20"/>
+          <w:szCs w:val="20"/>
         </w:rPr>
         <w:t xml:space="preserve">        - </w:t>
       </w:r>
       <w:r>
         <w:rPr>
-          <w:rFonts w:ascii="HCI Poppy" w:eastAsia="휴먼명조" w:cs="휴먼명조"/>
-          <w:sz w:val="24"/>
-          <w:szCs w:val="24"/>
+          <w:rFonts w:ascii="Malgun Gothic" w:hAnsi="Malgun Gothic" w:eastAsia="맑은 고딕"/>
+          <w:sz w:val="20"/>
+          <w:szCs w:val="20"/>
         </w:rPr>
         <w:t xml:space="preserve">기존 카메라 재사용: 보급형 IP 카메라(TP-Link Tapo C200) 1대로 전 기능 동작 확인 — 자체 실측 2026.8.27</w:t>
       </w:r>
@@ -16381,20 +16428,21 @@
           <w:sz w:val="24"/>
           <w:szCs w:val="24"/>
         </w:rPr>
-      </w:pPr>
-      <w:r>
-        <w:rPr>
-          <w:rFonts w:ascii="HCI Poppy" w:eastAsia="휴먼명조" w:cs="휴먼명조"/>
-          <w:sz w:val="24"/>
-          <w:szCs w:val="24"/>
+        <w:jc w:val="both"/>
+      </w:pPr>
+      <w:r>
+        <w:rPr>
+          <w:rFonts w:ascii="Malgun Gothic" w:hAnsi="Malgun Gothic" w:eastAsia="맑은 고딕"/>
+          <w:sz w:val="20"/>
+          <w:szCs w:val="20"/>
         </w:rPr>
         <w:t xml:space="preserve">        - </w:t>
       </w:r>
       <w:r>
         <w:rPr>
-          <w:rFonts w:ascii="HCI Poppy" w:eastAsia="휴먼명조" w:cs="휴먼명조"/>
-          <w:sz w:val="24"/>
-          <w:szCs w:val="24"/>
+          <w:rFonts w:ascii="Malgun Gothic" w:hAnsi="Malgun Gothic" w:eastAsia="맑은 고딕"/>
+          <w:sz w:val="20"/>
+          <w:szCs w:val="20"/>
         </w:rPr>
         <w:t xml:space="preserve">알림 피로 억제: 판정 기록 270건 → 휴대폰 알림 19건(14.2:1), 오경보 폭주 시나리오에서 고정 쿨다운 억제 0.0% 대비 적응형 백오프 89.1% 억제(221→24건, 24시간 실데이터 재현) — 자체 실측(저장소 docs/proposal_base_2026-08.md)</w:t>
       </w:r>
@@ -16408,20 +16456,21 @@
           <w:sz w:val="24"/>
           <w:szCs w:val="24"/>
         </w:rPr>
-      </w:pPr>
-      <w:r>
-        <w:rPr>
-          <w:rFonts w:ascii="HCI Poppy" w:eastAsia="휴먼명조" w:cs="휴먼명조"/>
-          <w:sz w:val="24"/>
-          <w:szCs w:val="24"/>
+        <w:jc w:val="both"/>
+      </w:pPr>
+      <w:r>
+        <w:rPr>
+          <w:rFonts w:ascii="Malgun Gothic" w:hAnsi="Malgun Gothic" w:eastAsia="맑은 고딕"/>
+          <w:sz w:val="20"/>
+          <w:szCs w:val="20"/>
         </w:rPr>
         <w:t xml:space="preserve">        - </w:t>
       </w:r>
       <w:r>
         <w:rPr>
-          <w:rFonts w:ascii="HCI Poppy" w:eastAsia="휴먼명조" w:cs="휴먼명조"/>
-          <w:sz w:val="24"/>
-          <w:szCs w:val="24"/>
+          <w:rFonts w:ascii="Malgun Gothic" w:hAnsi="Malgun Gothic" w:eastAsia="맑은 고딕"/>
+          <w:sz w:val="20"/>
+          <w:szCs w:val="20"/>
         </w:rPr>
         <w:t xml:space="preserve">현장별 판정 프로파일: 현장마다 다른 필수 보호구 구성을 설정으로 흡수(야외 실습장 마스크 제외 등) — 자체 실측 근거(저장소 reports/현장테스트_보고서_20260827_v1.2.md §7-1)</w:t>
       </w:r>
@@ -16435,26 +16484,353 @@
           <w:sz w:val="28"/>
           <w:szCs w:val="28"/>
         </w:rPr>
-      </w:pPr>
-      <w:r>
-        <w:rPr>
+        <w:jc w:val="both"/>
+      </w:pPr>
+      <w:r>
+        <w:rPr>
+          <w:rFonts w:ascii="Malgun Gothic" w:hAnsi="Malgun Gothic" w:eastAsia="맑은 고딕"/>
           <w:lang w:eastAsia="ko-KR"/>
-          <w:rFonts w:ascii="HCI Poppy" w:eastAsia="휴먼명조" w:cs="휴먼명조"/>
+          <w:rtl w:val="off"/>
+          <w:sz w:val="20"/>
+          <w:szCs w:val="20"/>
+        </w:rPr>
+        <w:t xml:space="preserve">    ◦ </w:t>
+      </w:r>
+      <w:r>
+        <w:rPr>
+          <w:rFonts w:ascii="Malgun Gothic" w:hAnsi="Malgun Gothic" w:eastAsia="맑은 고딕"/>
+          <w:lang w:eastAsia="ko-KR"/>
+          <w:rtl w:val="off"/>
+          <w:sz w:val="20"/>
+          <w:szCs w:val="20"/>
+        </w:rPr>
+        <w:t xml:space="preserve">기대효과 — 이해관계자별</w:t>
+      </w:r>
+    </w:p>
+    <w:p>
+      <w:pPr>
+        <w:pStyle w:val="a8"/>
+        <w:ind w:left="601" w:hanging="601"/>
+        <w:rPr>
+          <w:rFonts w:ascii="HCI Poppy" w:eastAsia="HCI Poppy" w:cs="HCI Poppy"/>
+          <w:sz w:val="24"/>
+          <w:szCs w:val="24"/>
+        </w:rPr>
+        <w:jc w:val="both"/>
+      </w:pPr>
+      <w:r>
+        <w:rPr>
+          <w:rFonts w:ascii="Malgun Gothic" w:hAnsi="Malgun Gothic" w:eastAsia="맑은 고딕"/>
+          <w:sz w:val="20"/>
+          <w:szCs w:val="20"/>
+        </w:rPr>
+        <w:t xml:space="preserve">        - </w:t>
+      </w:r>
+      <w:r>
+        <w:rPr>
+          <w:rFonts w:ascii="Malgun Gothic" w:hAnsi="Malgun Gothic" w:eastAsia="맑은 고딕"/>
+          <w:sz w:val="20"/>
+          <w:szCs w:val="20"/>
+        </w:rPr>
+        <w:t xml:space="preserve">현장 근로자: 위험구역 침입·방호장치 해제·보호구 미착용이 즉시 감지·조치되어 위험 노출 감소 — 산재 사망·부상을 줄이는 것 자체가 본질 가치</w:t>
+      </w:r>
+    </w:p>
+    <w:p>
+      <w:pPr>
+        <w:pStyle w:val="a8"/>
+        <w:ind w:left="601" w:hanging="601"/>
+        <w:rPr>
+          <w:rFonts w:ascii="HCI Poppy" w:eastAsia="HCI Poppy" w:cs="HCI Poppy"/>
+          <w:sz w:val="24"/>
+          <w:szCs w:val="24"/>
+        </w:rPr>
+        <w:jc w:val="both"/>
+      </w:pPr>
+      <w:r>
+        <w:rPr>
+          <w:rFonts w:ascii="Malgun Gothic" w:hAnsi="Malgun Gothic" w:eastAsia="맑은 고딕"/>
+          <w:sz w:val="20"/>
+          <w:szCs w:val="20"/>
+        </w:rPr>
+        <w:t xml:space="preserve">        - </w:t>
+      </w:r>
+      <w:r>
+        <w:rPr>
+          <w:rFonts w:ascii="Malgun Gothic" w:hAnsi="Malgun Gothic" w:eastAsia="맑은 고딕"/>
+          <w:sz w:val="20"/>
+          <w:szCs w:val="20"/>
+        </w:rPr>
+        <w:t xml:space="preserve">겸직 안전담당자: 서류(위험성평가·중대재해처벌법 증빙)·설비 점검 부담을 AI Agent 가 대행해 실질 위험 감소에 집중 가능</w:t>
+      </w:r>
+    </w:p>
+    <w:p>
+      <w:pPr>
+        <w:pStyle w:val="a8"/>
+        <w:ind w:left="601" w:hanging="601"/>
+        <w:rPr>
+          <w:rFonts w:ascii="HCI Poppy" w:eastAsia="HCI Poppy" w:cs="HCI Poppy"/>
+          <w:sz w:val="24"/>
+          <w:szCs w:val="24"/>
+        </w:rPr>
+        <w:jc w:val="both"/>
+      </w:pPr>
+      <w:r>
+        <w:rPr>
+          <w:rFonts w:ascii="Malgun Gothic" w:hAnsi="Malgun Gothic" w:eastAsia="맑은 고딕"/>
+          <w:sz w:val="20"/>
+          <w:szCs w:val="20"/>
+        </w:rPr>
+        <w:t xml:space="preserve">        - </w:t>
+      </w:r>
+      <w:r>
+        <w:rPr>
+          <w:rFonts w:ascii="Malgun Gothic" w:hAnsi="Malgun Gothic" w:eastAsia="맑은 고딕"/>
+          <w:sz w:val="20"/>
+          <w:szCs w:val="20"/>
+        </w:rPr>
+        <w:t xml:space="preserve">사업주: 사고·고장에 의한 예고 없는 라인 정지가 줄어 생산성·매출·납기를 지키고, 중대재해처벌법 경영책임자 리스크를 증빙 기록으로 관리</w:t>
+      </w:r>
+    </w:p>
+    <w:p>
+      <w:pPr>
+        <w:pStyle w:val="a8"/>
+        <w:ind w:left="601" w:hanging="601"/>
+        <w:rPr>
+          <w:rFonts w:ascii="HCI Poppy" w:eastAsia="HCI Poppy" w:cs="HCI Poppy"/>
+          <w:sz w:val="24"/>
+          <w:szCs w:val="24"/>
+        </w:rPr>
+        <w:jc w:val="both"/>
+      </w:pPr>
+      <w:r>
+        <w:rPr>
+          <w:rFonts w:ascii="Malgun Gothic" w:hAnsi="Malgun Gothic" w:eastAsia="맑은 고딕"/>
+          <w:sz w:val="20"/>
+          <w:szCs w:val="20"/>
+        </w:rPr>
+        <w:t xml:space="preserve">        - </w:t>
+      </w:r>
+      <w:r>
+        <w:rPr>
+          <w:rFonts w:ascii="Malgun Gothic" w:hAnsi="Malgun Gothic" w:eastAsia="맑은 고딕"/>
+          <w:sz w:val="20"/>
+          <w:szCs w:val="20"/>
+        </w:rPr>
+        <w:t xml:space="preserve">사회혁신: 대기업만 가능했던 스마트 안전·예지보전을 월 구독 저가 모델로 확산해 '안전·생산성 양극화'를 좁힘. 축적된 공정 데이터와 디지털 트윈은 중소 사업장이 처음 갖는 디지털 자산이자 혁신 역량이 됨</w:t>
+      </w:r>
+    </w:p>
+    <w:p>
+      <w:pPr>
+        <w:pStyle w:val="a8"/>
+        <w:ind w:left="601" w:hanging="601"/>
+        <w:rPr>
+          <w:rFonts w:ascii="HCI Poppy" w:eastAsia="HY신명조" w:cs="HY신명조"/>
           <w:sz w:val="28"/>
           <w:szCs w:val="28"/>
+        </w:rPr>
+        <w:jc w:val="both"/>
+      </w:pPr>
+      <w:r>
+        <w:rPr>
+          <w:rFonts w:ascii="Malgun Gothic" w:hAnsi="Malgun Gothic" w:eastAsia="맑은 고딕"/>
+          <w:lang w:eastAsia="ko-KR"/>
           <w:rtl w:val="off"/>
+          <w:sz w:val="20"/>
+          <w:szCs w:val="20"/>
         </w:rPr>
         <w:t xml:space="preserve">    ◦ </w:t>
       </w:r>
       <w:r>
         <w:rPr>
+          <w:rFonts w:ascii="Malgun Gothic" w:hAnsi="Malgun Gothic" w:eastAsia="맑은 고딕"/>
           <w:lang w:eastAsia="ko-KR"/>
-          <w:rFonts w:ascii="HCI Poppy" w:eastAsia="휴먼명조" w:cs="휴먼명조"/>
-          <w:sz w:val="28"/>
-          <w:szCs w:val="28"/>
           <w:rtl w:val="off"/>
-        </w:rPr>
-        <w:t xml:space="preserve">기대 효과 — 상시 감시 공백 축소, 위험 행동 조기 통보, 사고 시 판정 기록 기반 원인 확인. 정량 효과(사고 감소율 등)는 파일럿에서 측정 후 기재 예정(현재 근거 없음)</w:t>
+          <w:sz w:val="20"/>
+          <w:szCs w:val="20"/>
+        </w:rPr>
+        <w:t xml:space="preserve">기대효과의 근거(외부 실증)</w:t>
+      </w:r>
+    </w:p>
+    <w:p>
+      <w:pPr>
+        <w:pStyle w:val="a8"/>
+        <w:ind w:left="601" w:hanging="601"/>
+        <w:rPr>
+          <w:rFonts w:ascii="HCI Poppy" w:eastAsia="HCI Poppy" w:cs="HCI Poppy"/>
+          <w:sz w:val="24"/>
+          <w:szCs w:val="24"/>
+        </w:rPr>
+        <w:jc w:val="both"/>
+      </w:pPr>
+      <w:r>
+        <w:rPr>
+          <w:rFonts w:ascii="Malgun Gothic" w:hAnsi="Malgun Gothic" w:eastAsia="맑은 고딕"/>
+          <w:sz w:val="20"/>
+          <w:szCs w:val="20"/>
+        </w:rPr>
+        <w:t xml:space="preserve">        - </w:t>
+      </w:r>
+      <w:r>
+        <w:rPr>
+          <w:rFonts w:ascii="Malgun Gothic" w:hAnsi="Malgun Gothic" w:eastAsia="맑은 고딕"/>
+          <w:sz w:val="20"/>
+          <w:szCs w:val="20"/>
+        </w:rPr>
+        <w:t xml:space="preserve">중소벤처기업부 스마트공장 보급사업 성과분석(2014~2017 도입 5,003개사, 2019.5.23 발표) — 생산성 +30.0%·품질 +43.5%·원가 -15.9%·산업재해 -18.3%, 10인 미만 소기업일수록 효과 큼(생산성 +39.0%) (출처: </w:t>
+      </w:r>
+      <w:hyperlink r:id="rId16">
+        <w:r>
+          <w:rPr>
+            <w:rFonts w:ascii="Malgun Gothic" w:hAnsi="Malgun Gothic" w:eastAsia="맑은 고딕"/>
+            <w:sz w:val="20"/>
+            <w:szCs w:val="20"/>
+            <w:color w:val="0563C1"/>
+            <w:u w:val="single"/>
+          </w:rPr>
+          <w:t xml:space="preserve">중소벤처기업부 보도자료</w:t>
+        </w:r>
+      </w:hyperlink>
+      <w:r>
+        <w:rPr>
+          <w:rFonts w:ascii="Malgun Gothic" w:hAnsi="Malgun Gothic" w:eastAsia="맑은 고딕"/>
+          <w:sz w:val="20"/>
+          <w:szCs w:val="20"/>
+        </w:rPr>
+        <w:t xml:space="preserve"> · </w:t>
+      </w:r>
+      <w:hyperlink r:id="rId17">
+        <w:r>
+          <w:rPr>
+            <w:rFonts w:ascii="Malgun Gothic" w:hAnsi="Malgun Gothic" w:eastAsia="맑은 고딕"/>
+            <w:sz w:val="20"/>
+            <w:szCs w:val="20"/>
+            <w:color w:val="0563C1"/>
+            <w:u w:val="single"/>
+          </w:rPr>
+          <w:t xml:space="preserve">대한민국 정책브리핑</w:t>
+        </w:r>
+      </w:hyperlink>
+      <w:r>
+        <w:rPr>
+          <w:rFonts w:ascii="Malgun Gothic" w:hAnsi="Malgun Gothic" w:eastAsia="맑은 고딕"/>
+          <w:sz w:val="20"/>
+          <w:szCs w:val="20"/>
+        </w:rPr>
+        <w:t xml:space="preserve">)</w:t>
+      </w:r>
+    </w:p>
+    <w:p>
+      <w:pPr>
+        <w:pStyle w:val="a8"/>
+        <w:ind w:left="601" w:hanging="601"/>
+        <w:rPr>
+          <w:rFonts w:ascii="HCI Poppy" w:eastAsia="HCI Poppy" w:cs="HCI Poppy"/>
+          <w:sz w:val="24"/>
+          <w:szCs w:val="24"/>
+        </w:rPr>
+        <w:jc w:val="both"/>
+      </w:pPr>
+      <w:r>
+        <w:rPr>
+          <w:rFonts w:ascii="Malgun Gothic" w:hAnsi="Malgun Gothic" w:eastAsia="맑은 고딕"/>
+          <w:sz w:val="20"/>
+          <w:szCs w:val="20"/>
+        </w:rPr>
+        <w:t xml:space="preserve">        - </w:t>
+      </w:r>
+      <w:r>
+        <w:rPr>
+          <w:rFonts w:ascii="Malgun Gothic" w:hAnsi="Malgun Gothic" w:eastAsia="맑은 고딕"/>
+          <w:sz w:val="20"/>
+          <w:szCs w:val="20"/>
+        </w:rPr>
+        <w:t xml:space="preserve">한국노동연구원 「산업재해의 경제적 손실비용 관련연구」(박찬임) — 제조업 기업당 연평균 재해자 0.433명·경제적 손실 245만 원, 재해자 10% 감소 시 매출 약 2.8% 회복 (출처: </w:t>
+      </w:r>
+      <w:hyperlink r:id="rId18">
+        <w:r>
+          <w:rPr>
+            <w:rFonts w:ascii="Malgun Gothic" w:hAnsi="Malgun Gothic" w:eastAsia="맑은 고딕"/>
+            <w:sz w:val="20"/>
+            <w:szCs w:val="20"/>
+            <w:color w:val="0563C1"/>
+            <w:u w:val="single"/>
+          </w:rPr>
+          <w:t xml:space="preserve">한국노동연구원 보고서 PDF</w:t>
+        </w:r>
+      </w:hyperlink>
+      <w:r>
+        <w:rPr>
+          <w:rFonts w:ascii="Malgun Gothic" w:hAnsi="Malgun Gothic" w:eastAsia="맑은 고딕"/>
+          <w:sz w:val="20"/>
+          <w:szCs w:val="20"/>
+        </w:rPr>
+        <w:t xml:space="preserve">) </w:t>
+      </w:r>
+      <w:r>
+        <w:rPr>
+          <w:rFonts w:ascii="Malgun Gothic" w:hAnsi="Malgun Gothic" w:eastAsia="맑은 고딕"/>
+          <w:sz w:val="20"/>
+          <w:szCs w:val="20"/>
+          <w:highlight w:val="yellow"/>
+        </w:rPr>
+        <w:t xml:space="preserve">[공란 — 대표 확인: 보고서 내 해당 수치의 페이지]</w:t>
+      </w:r>
+    </w:p>
+    <w:p>
+      <w:pPr>
+        <w:pStyle w:val="a8"/>
+        <w:ind w:left="601" w:hanging="601"/>
+        <w:rPr>
+          <w:rFonts w:ascii="HCI Poppy" w:eastAsia="HCI Poppy" w:cs="HCI Poppy"/>
+          <w:sz w:val="24"/>
+          <w:szCs w:val="24"/>
+        </w:rPr>
+        <w:jc w:val="both"/>
+      </w:pPr>
+      <w:r>
+        <w:rPr>
+          <w:rFonts w:ascii="Malgun Gothic" w:hAnsi="Malgun Gothic" w:eastAsia="맑은 고딕"/>
+          <w:sz w:val="20"/>
+          <w:szCs w:val="20"/>
+        </w:rPr>
+        <w:t xml:space="preserve">        - </w:t>
+      </w:r>
+      <w:r>
+        <w:rPr>
+          <w:rFonts w:ascii="Malgun Gothic" w:hAnsi="Malgun Gothic" w:eastAsia="맑은 고딕"/>
+          <w:sz w:val="20"/>
+          <w:szCs w:val="20"/>
+        </w:rPr>
+        <w:t xml:space="preserve">확산 시 사회적 효과(가정 명시): 1,000개 사업장 도입 × 재해 30% 감소 가정 시 연 약 7.4억 원의 산재 직접손실 예방(산식: 기업당 연 손실 245만 원 × 1,000개 × 30% ≒ 7.35억 원). 간접손실까지 포함하면 예방 규모는 이보다 크다 — 직·간접 손실 비율은 하인리히 1:4, 국내 실증 1:6.2(사망)·1:7.1(중경상) (출처: </w:t>
+      </w:r>
+      <w:hyperlink r:id="rId19">
+        <w:r>
+          <w:rPr>
+            <w:rFonts w:ascii="Malgun Gothic" w:hAnsi="Malgun Gothic" w:eastAsia="맑은 고딕"/>
+            <w:sz w:val="20"/>
+            <w:szCs w:val="20"/>
+            <w:color w:val="0563C1"/>
+            <w:u w:val="single"/>
+          </w:rPr>
+          <w:t xml:space="preserve">KCI 논문 — 하인리히 직·간접비용 비율의 검증</w:t>
+        </w:r>
+      </w:hyperlink>
+      <w:r>
+        <w:rPr>
+          <w:rFonts w:ascii="Malgun Gothic" w:hAnsi="Malgun Gothic" w:eastAsia="맑은 고딕"/>
+          <w:sz w:val="20"/>
+          <w:szCs w:val="20"/>
+        </w:rPr>
+        <w:t xml:space="preserve">) </w:t>
+      </w:r>
+      <w:r>
+        <w:rPr>
+          <w:rFonts w:ascii="Malgun Gothic" w:hAnsi="Malgun Gothic" w:eastAsia="맑은 고딕"/>
+          <w:sz w:val="20"/>
+          <w:szCs w:val="20"/>
+          <w:highlight w:val="yellow"/>
+        </w:rPr>
+        <w:t xml:space="preserve">[공란 — 대표 확인: 'ANSI 제조업 9.5배' 표기의 원출처 — 이번 조사에서 확인하지 못함. 확인되면 링크와 함께 기입]</w:t>
       </w:r>
     </w:p>
     <w:p>
@@ -16901,24 +17277,25 @@
           <w:sz w:val="28"/>
           <w:szCs w:val="28"/>
         </w:rPr>
-      </w:pPr>
-      <w:r>
-        <w:rPr>
+        <w:jc w:val="both"/>
+      </w:pPr>
+      <w:r>
+        <w:rPr>
+          <w:rFonts w:ascii="Malgun Gothic" w:hAnsi="Malgun Gothic" w:eastAsia="맑은 고딕"/>
           <w:lang w:eastAsia="ko-KR"/>
-          <w:rFonts w:ascii="HCI Poppy" w:eastAsia="휴먼명조" w:cs="휴먼명조"/>
-          <w:sz w:val="28"/>
-          <w:szCs w:val="28"/>
           <w:rtl w:val="off"/>
+          <w:sz w:val="20"/>
+          <w:szCs w:val="20"/>
         </w:rPr>
         <w:t xml:space="preserve">    ◦ </w:t>
       </w:r>
       <w:r>
         <w:rPr>
+          <w:rFonts w:ascii="Malgun Gothic" w:hAnsi="Malgun Gothic" w:eastAsia="맑은 고딕"/>
           <w:lang w:eastAsia="ko-KR"/>
-          <w:rFonts w:ascii="HCI Poppy" w:eastAsia="휴먼명조" w:cs="휴먼명조"/>
-          <w:sz w:val="28"/>
-          <w:szCs w:val="28"/>
           <w:rtl w:val="off"/>
+          <w:sz w:val="20"/>
+          <w:szCs w:val="20"/>
         </w:rPr>
         <w:t xml:space="preserve">신청 시점 개발 현황 — 동작하는 시제품 + 현장 시험 1회</w:t>
       </w:r>
@@ -16932,20 +17309,21 @@
           <w:sz w:val="24"/>
           <w:szCs w:val="24"/>
         </w:rPr>
-      </w:pPr>
-      <w:r>
-        <w:rPr>
-          <w:rFonts w:ascii="HCI Poppy" w:eastAsia="휴먼명조" w:cs="휴먼명조"/>
-          <w:sz w:val="24"/>
-          <w:szCs w:val="24"/>
+        <w:jc w:val="both"/>
+      </w:pPr>
+      <w:r>
+        <w:rPr>
+          <w:rFonts w:ascii="Malgun Gothic" w:hAnsi="Malgun Gothic" w:eastAsia="맑은 고딕"/>
+          <w:sz w:val="20"/>
+          <w:szCs w:val="20"/>
         </w:rPr>
         <w:t xml:space="preserve">        - </w:t>
       </w:r>
       <w:r>
         <w:rPr>
-          <w:rFonts w:ascii="HCI Poppy" w:eastAsia="휴먼명조" w:cs="휴먼명조"/>
-          <w:sz w:val="24"/>
-          <w:szCs w:val="24"/>
+          <w:rFonts w:ascii="Malgun Gothic" w:hAnsi="Malgun Gothic" w:eastAsia="맑은 고딕"/>
+          <w:sz w:val="20"/>
+          <w:szCs w:val="20"/>
         </w:rPr>
         <w:t xml:space="preserve">검출(사람·보호구·지게차·화재) RF-DETR(Apache-2.0) 기반 구현 완료, 추론 60~62ms/프레임(2026.8.29 실측) · 판정 6종 규칙 + 오경보 억제 계층 · 텔레그램 통보(기록 우선 구조) · 자동 검증 5종(린트·타입·테스트 481건·API 차분·설정 드리프트) + CI 운영</w:t>
       </w:r>
@@ -16959,24 +17337,25 @@
           <w:sz w:val="28"/>
           <w:szCs w:val="28"/>
         </w:rPr>
-      </w:pPr>
-      <w:r>
-        <w:rPr>
+        <w:jc w:val="both"/>
+      </w:pPr>
+      <w:r>
+        <w:rPr>
+          <w:rFonts w:ascii="Malgun Gothic" w:hAnsi="Malgun Gothic" w:eastAsia="맑은 고딕"/>
           <w:lang w:eastAsia="ko-KR"/>
-          <w:rFonts w:ascii="HCI Poppy" w:eastAsia="휴먼명조" w:cs="휴먼명조"/>
-          <w:sz w:val="28"/>
-          <w:szCs w:val="28"/>
           <w:rtl w:val="off"/>
+          <w:sz w:val="20"/>
+          <w:szCs w:val="20"/>
         </w:rPr>
         <w:t xml:space="preserve">    ◦ </w:t>
       </w:r>
       <w:r>
         <w:rPr>
+          <w:rFonts w:ascii="Malgun Gothic" w:hAnsi="Malgun Gothic" w:eastAsia="맑은 고딕"/>
           <w:lang w:eastAsia="ko-KR"/>
-          <w:rFonts w:ascii="HCI Poppy" w:eastAsia="휴먼명조" w:cs="휴먼명조"/>
-          <w:sz w:val="28"/>
-          <w:szCs w:val="28"/>
           <w:rtl w:val="off"/>
+          <w:sz w:val="20"/>
+          <w:szCs w:val="20"/>
         </w:rPr>
         <w:t xml:space="preserve">현장 시험 주요 실측(중장비 교육기관, 2026.8.27, 카메라 1대·54분·929프레임 — 저장소 reports/현장테스트_보고서_20260827_v1.2.md)</w:t>
       </w:r>
@@ -16990,20 +17369,21 @@
           <w:sz w:val="24"/>
           <w:szCs w:val="24"/>
         </w:rPr>
-      </w:pPr>
-      <w:r>
-        <w:rPr>
-          <w:rFonts w:ascii="HCI Poppy" w:eastAsia="휴먼명조" w:cs="휴먼명조"/>
-          <w:sz w:val="24"/>
-          <w:szCs w:val="24"/>
+        <w:jc w:val="both"/>
+      </w:pPr>
+      <w:r>
+        <w:rPr>
+          <w:rFonts w:ascii="Malgun Gothic" w:hAnsi="Malgun Gothic" w:eastAsia="맑은 고딕"/>
+          <w:sz w:val="20"/>
+          <w:szCs w:val="20"/>
         </w:rPr>
         <w:t xml:space="preserve">        - </w:t>
       </w:r>
       <w:r>
         <w:rPr>
-          <w:rFonts w:ascii="HCI Poppy" w:eastAsia="휴먼명조" w:cs="휴먼명조"/>
-          <w:sz w:val="24"/>
-          <w:szCs w:val="24"/>
+          <w:rFonts w:ascii="Malgun Gothic" w:hAnsi="Malgun Gothic" w:eastAsia="맑은 고딕"/>
+          <w:sz w:val="20"/>
+          <w:szCs w:val="20"/>
         </w:rPr>
         <w:t xml:space="preserve">지게차 검출률 97.7%(929프레임) · 안전모 판정 일치(지상 근거리) 98.4%(252프레임) · 탑승 운전자를 침입자로 오인 0건(200프레임) · 경보 전송 19/19 성공(지연 중앙값 1.8초)</w:t>
       </w:r>
@@ -17017,24 +17397,25 @@
           <w:sz w:val="28"/>
           <w:szCs w:val="28"/>
         </w:rPr>
-      </w:pPr>
-      <w:r>
-        <w:rPr>
+        <w:jc w:val="both"/>
+      </w:pPr>
+      <w:r>
+        <w:rPr>
+          <w:rFonts w:ascii="Malgun Gothic" w:hAnsi="Malgun Gothic" w:eastAsia="맑은 고딕"/>
           <w:lang w:eastAsia="ko-KR"/>
-          <w:rFonts w:ascii="HCI Poppy" w:eastAsia="휴먼명조" w:cs="휴먼명조"/>
-          <w:sz w:val="28"/>
-          <w:szCs w:val="28"/>
           <w:rtl w:val="off"/>
+          <w:sz w:val="20"/>
+          <w:szCs w:val="20"/>
         </w:rPr>
         <w:t xml:space="preserve">    ◦ </w:t>
       </w:r>
       <w:r>
         <w:rPr>
+          <w:rFonts w:ascii="Malgun Gothic" w:hAnsi="Malgun Gothic" w:eastAsia="맑은 고딕"/>
           <w:lang w:eastAsia="ko-KR"/>
-          <w:rFonts w:ascii="HCI Poppy" w:eastAsia="휴먼명조" w:cs="휴먼명조"/>
-          <w:sz w:val="28"/>
-          <w:szCs w:val="28"/>
           <w:rtl w:val="off"/>
+          <w:sz w:val="20"/>
+          <w:szCs w:val="20"/>
         </w:rPr>
         <w:t xml:space="preserve">남은 과제(신청 시점의 정확한 상태)</w:t>
       </w:r>
@@ -17048,20 +17429,21 @@
           <w:sz w:val="24"/>
           <w:szCs w:val="24"/>
         </w:rPr>
-      </w:pPr>
-      <w:r>
-        <w:rPr>
-          <w:rFonts w:ascii="HCI Poppy" w:eastAsia="휴먼명조" w:cs="휴먼명조"/>
-          <w:sz w:val="24"/>
-          <w:szCs w:val="24"/>
+        <w:jc w:val="both"/>
+      </w:pPr>
+      <w:r>
+        <w:rPr>
+          <w:rFonts w:ascii="Malgun Gothic" w:hAnsi="Malgun Gothic" w:eastAsia="맑은 고딕"/>
+          <w:sz w:val="20"/>
+          <w:szCs w:val="20"/>
         </w:rPr>
         <w:t xml:space="preserve">        - </w:t>
       </w:r>
       <w:r>
         <w:rPr>
-          <w:rFonts w:ascii="HCI Poppy" w:eastAsia="휴먼명조" w:cs="휴먼명조"/>
-          <w:sz w:val="24"/>
-          <w:szCs w:val="24"/>
+          <w:rFonts w:ascii="Malgun Gothic" w:hAnsi="Malgun Gothic" w:eastAsia="맑은 고딕"/>
+          <w:sz w:val="20"/>
+          <w:szCs w:val="20"/>
         </w:rPr>
         <w:t xml:space="preserve">사람 인식률(추적 후) 38~42% — 최우선 개선 대상. 원인 분석 결과 검출 불능이 아니라 임계·추적 단계에서 버려지는 문제로 확인(저임계 재실행 실측) → 학습·튜닝으로 개선 가능한 부류</w:t>
       </w:r>
@@ -17075,20 +17457,21 @@
           <w:sz w:val="24"/>
           <w:szCs w:val="24"/>
         </w:rPr>
-      </w:pPr>
-      <w:r>
-        <w:rPr>
-          <w:rFonts w:ascii="HCI Poppy" w:eastAsia="휴먼명조" w:cs="휴먼명조"/>
-          <w:sz w:val="24"/>
-          <w:szCs w:val="24"/>
+        <w:jc w:val="both"/>
+      </w:pPr>
+      <w:r>
+        <w:rPr>
+          <w:rFonts w:ascii="Malgun Gothic" w:hAnsi="Malgun Gothic" w:eastAsia="맑은 고딕"/>
+          <w:sz w:val="20"/>
+          <w:szCs w:val="20"/>
         </w:rPr>
         <w:t xml:space="preserve">        - </w:t>
       </w:r>
       <w:r>
         <w:rPr>
-          <w:rFonts w:ascii="HCI Poppy" w:eastAsia="휴먼명조" w:cs="휴먼명조"/>
-          <w:sz w:val="24"/>
-          <w:szCs w:val="24"/>
+          <w:rFonts w:ascii="Malgun Gothic" w:hAnsi="Malgun Gothic" w:eastAsia="맑은 고딕"/>
+          <w:sz w:val="20"/>
+          <w:szCs w:val="20"/>
         </w:rPr>
         <w:t xml:space="preserve">정확도 공인에 필요한 정답지(프레임 단위 라벨)가 아직 없음 — 구축 계획·도구 준비 완료 · 유료 고객 0, 파일럿 계약 0 — 본 사업으로 첫 파일럿 구축이 목표</w:t>
       </w:r>
@@ -17327,24 +17710,25 @@
           <w:sz w:val="28"/>
           <w:szCs w:val="28"/>
         </w:rPr>
-      </w:pPr>
-      <w:r>
-        <w:rPr>
+        <w:jc w:val="both"/>
+      </w:pPr>
+      <w:r>
+        <w:rPr>
+          <w:rFonts w:ascii="Malgun Gothic" w:hAnsi="Malgun Gothic" w:eastAsia="맑은 고딕"/>
           <w:lang w:eastAsia="ko-KR"/>
-          <w:rFonts w:ascii="HCI Poppy" w:eastAsia="휴먼명조" w:cs="휴먼명조"/>
-          <w:sz w:val="28"/>
-          <w:szCs w:val="28"/>
           <w:rtl w:val="off"/>
+          <w:sz w:val="20"/>
+          <w:szCs w:val="20"/>
         </w:rPr>
         <w:t xml:space="preserve">    ◦ </w:t>
       </w:r>
       <w:r>
         <w:rPr>
+          <w:rFonts w:ascii="Malgun Gothic" w:hAnsi="Malgun Gothic" w:eastAsia="맑은 고딕"/>
           <w:lang w:eastAsia="ko-KR"/>
-          <w:rFonts w:ascii="HCI Poppy" w:eastAsia="휴먼명조" w:cs="휴먼명조"/>
-          <w:sz w:val="28"/>
-          <w:szCs w:val="28"/>
           <w:rtl w:val="off"/>
+          <w:sz w:val="20"/>
+          <w:szCs w:val="20"/>
         </w:rPr>
         <w:t xml:space="preserve">협약기간 내 구체화 목표(판정 기준을 측정 전에 선언하는 방식으로 추진)</w:t>
       </w:r>
@@ -17358,20 +17742,21 @@
           <w:sz w:val="24"/>
           <w:szCs w:val="24"/>
         </w:rPr>
-      </w:pPr>
-      <w:r>
-        <w:rPr>
-          <w:rFonts w:ascii="HCI Poppy" w:eastAsia="휴먼명조" w:cs="휴먼명조"/>
-          <w:sz w:val="24"/>
-          <w:szCs w:val="24"/>
+        <w:jc w:val="both"/>
+      </w:pPr>
+      <w:r>
+        <w:rPr>
+          <w:rFonts w:ascii="Malgun Gothic" w:hAnsi="Malgun Gothic" w:eastAsia="맑은 고딕"/>
+          <w:sz w:val="20"/>
+          <w:szCs w:val="20"/>
         </w:rPr>
         <w:t xml:space="preserve">        - </w:t>
       </w:r>
       <w:r>
         <w:rPr>
-          <w:rFonts w:ascii="HCI Poppy" w:eastAsia="휴먼명조" w:cs="휴먼명조"/>
-          <w:sz w:val="24"/>
-          <w:szCs w:val="24"/>
+          <w:rFonts w:ascii="Malgun Gothic" w:hAnsi="Malgun Gothic" w:eastAsia="맑은 고딕"/>
+          <w:sz w:val="20"/>
+          <w:szCs w:val="20"/>
         </w:rPr>
         <w:t xml:space="preserve">① 정답지 구축: 현장 재촬영(원본 확보 절차 코드화 완료) → 층화 표본 270프레임 라벨링</w:t>
       </w:r>
@@ -17385,20 +17770,21 @@
           <w:sz w:val="24"/>
           <w:szCs w:val="24"/>
         </w:rPr>
-      </w:pPr>
-      <w:r>
-        <w:rPr>
-          <w:rFonts w:ascii="HCI Poppy" w:eastAsia="휴먼명조" w:cs="휴먼명조"/>
-          <w:sz w:val="24"/>
-          <w:szCs w:val="24"/>
+        <w:jc w:val="both"/>
+      </w:pPr>
+      <w:r>
+        <w:rPr>
+          <w:rFonts w:ascii="Malgun Gothic" w:hAnsi="Malgun Gothic" w:eastAsia="맑은 고딕"/>
+          <w:sz w:val="20"/>
+          <w:szCs w:val="20"/>
         </w:rPr>
         <w:t xml:space="preserve">        - </w:t>
       </w:r>
       <w:r>
         <w:rPr>
-          <w:rFonts w:ascii="HCI Poppy" w:eastAsia="휴먼명조" w:cs="휴먼명조"/>
-          <w:sz w:val="24"/>
-          <w:szCs w:val="24"/>
+          <w:rFonts w:ascii="Malgun Gothic" w:hAnsi="Malgun Gothic" w:eastAsia="맑은 고딕"/>
+          <w:sz w:val="20"/>
+          <w:szCs w:val="20"/>
         </w:rPr>
         <w:t xml:space="preserve">② 사람 인식률 개선: 임계·추적 파라미터 최적화 + 원거리 표본 재학습 — 정답지 기준 재현율/정밀도로 채택 판정</w:t>
       </w:r>
@@ -17412,20 +17798,21 @@
           <w:sz w:val="24"/>
           <w:szCs w:val="24"/>
         </w:rPr>
-      </w:pPr>
-      <w:r>
-        <w:rPr>
-          <w:rFonts w:ascii="HCI Poppy" w:eastAsia="휴먼명조" w:cs="휴먼명조"/>
-          <w:sz w:val="24"/>
-          <w:szCs w:val="24"/>
+        <w:jc w:val="both"/>
+      </w:pPr>
+      <w:r>
+        <w:rPr>
+          <w:rFonts w:ascii="Malgun Gothic" w:hAnsi="Malgun Gothic" w:eastAsia="맑은 고딕"/>
+          <w:sz w:val="20"/>
+          <w:szCs w:val="20"/>
         </w:rPr>
         <w:t xml:space="preserve">        - </w:t>
       </w:r>
       <w:r>
         <w:rPr>
-          <w:rFonts w:ascii="HCI Poppy" w:eastAsia="휴먼명조" w:cs="휴먼명조"/>
-          <w:sz w:val="24"/>
-          <w:szCs w:val="24"/>
+          <w:rFonts w:ascii="Malgun Gothic" w:hAnsi="Malgun Gothic" w:eastAsia="맑은 고딕"/>
+          <w:sz w:val="20"/>
+          <w:szCs w:val="20"/>
         </w:rPr>
         <w:t xml:space="preserve">③ 라이선스 정비: 지게차 검출 모델 AGPL(YOLO) → Apache-2.0(RF-DETR) 재학습·이관</w:t>
       </w:r>
@@ -17439,20 +17826,21 @@
           <w:sz w:val="24"/>
           <w:szCs w:val="24"/>
         </w:rPr>
-      </w:pPr>
-      <w:r>
-        <w:rPr>
-          <w:rFonts w:ascii="HCI Poppy" w:eastAsia="휴먼명조" w:cs="휴먼명조"/>
-          <w:sz w:val="24"/>
-          <w:szCs w:val="24"/>
+        <w:jc w:val="both"/>
+      </w:pPr>
+      <w:r>
+        <w:rPr>
+          <w:rFonts w:ascii="Malgun Gothic" w:hAnsi="Malgun Gothic" w:eastAsia="맑은 고딕"/>
+          <w:sz w:val="20"/>
+          <w:szCs w:val="20"/>
         </w:rPr>
         <w:t xml:space="preserve">        - </w:t>
       </w:r>
       <w:r>
         <w:rPr>
-          <w:rFonts w:ascii="HCI Poppy" w:eastAsia="휴먼명조" w:cs="휴먼명조"/>
-          <w:sz w:val="24"/>
-          <w:szCs w:val="24"/>
+          <w:rFonts w:ascii="Malgun Gothic" w:hAnsi="Malgun Gothic" w:eastAsia="맑은 고딕"/>
+          <w:sz w:val="20"/>
+          <w:szCs w:val="20"/>
         </w:rPr>
         <w:t xml:space="preserve">④ 신뢰성 보강: 정지화면 감지·시스템 생존신호·재기동 안전화(자체 결함 원장 상위 3건 해소)</w:t>
       </w:r>
@@ -17466,28 +17854,29 @@
           <w:sz w:val="24"/>
           <w:szCs w:val="24"/>
         </w:rPr>
-      </w:pPr>
-      <w:r>
-        <w:rPr>
-          <w:rFonts w:ascii="HCI Poppy" w:eastAsia="휴먼명조" w:cs="휴먼명조"/>
-          <w:sz w:val="24"/>
-          <w:szCs w:val="24"/>
+        <w:jc w:val="both"/>
+      </w:pPr>
+      <w:r>
+        <w:rPr>
+          <w:rFonts w:ascii="Malgun Gothic" w:hAnsi="Malgun Gothic" w:eastAsia="맑은 고딕"/>
+          <w:sz w:val="20"/>
+          <w:szCs w:val="20"/>
         </w:rPr>
         <w:t xml:space="preserve">        - </w:t>
       </w:r>
       <w:r>
         <w:rPr>
-          <w:rFonts w:ascii="HCI Poppy" w:eastAsia="휴먼명조" w:cs="휴먼명조"/>
-          <w:sz w:val="24"/>
-          <w:szCs w:val="24"/>
+          <w:rFonts w:ascii="Malgun Gothic" w:hAnsi="Malgun Gothic" w:eastAsia="맑은 고딕"/>
+          <w:sz w:val="20"/>
+          <w:szCs w:val="20"/>
         </w:rPr>
         <w:t xml:space="preserve">⑤ 파일럿 1개 현장 다중 카메라 구축·운영 </w:t>
       </w:r>
       <w:r>
         <w:rPr>
-          <w:rFonts w:ascii="HCI Poppy" w:eastAsia="휴먼명조" w:cs="휴먼명조"/>
-          <w:sz w:val="24"/>
-          <w:szCs w:val="24"/>
+          <w:rFonts w:ascii="Malgun Gothic" w:hAnsi="Malgun Gothic" w:eastAsia="맑은 고딕"/>
+          <w:sz w:val="20"/>
+          <w:szCs w:val="20"/>
           <w:highlight w:val="yellow"/>
         </w:rPr>
         <w:t xml:space="preserve">[공란 — 대표 확정: 대상·기간]</w:t>
@@ -17502,24 +17891,25 @@
           <w:sz w:val="28"/>
           <w:szCs w:val="28"/>
         </w:rPr>
-      </w:pPr>
-      <w:r>
-        <w:rPr>
+        <w:jc w:val="both"/>
+      </w:pPr>
+      <w:r>
+        <w:rPr>
+          <w:rFonts w:ascii="Malgun Gothic" w:hAnsi="Malgun Gothic" w:eastAsia="맑은 고딕"/>
           <w:lang w:eastAsia="ko-KR"/>
-          <w:rFonts w:ascii="HCI Poppy" w:eastAsia="휴먼명조" w:cs="휴먼명조"/>
-          <w:sz w:val="28"/>
-          <w:szCs w:val="28"/>
           <w:rtl w:val="off"/>
+          <w:sz w:val="20"/>
+          <w:szCs w:val="20"/>
         </w:rPr>
         <w:t xml:space="preserve">    ◦ </w:t>
       </w:r>
       <w:r>
         <w:rPr>
+          <w:rFonts w:ascii="Malgun Gothic" w:hAnsi="Malgun Gothic" w:eastAsia="맑은 고딕"/>
           <w:lang w:eastAsia="ko-KR"/>
-          <w:rFonts w:ascii="HCI Poppy" w:eastAsia="휴먼명조" w:cs="휴먼명조"/>
-          <w:sz w:val="28"/>
-          <w:szCs w:val="28"/>
           <w:rtl w:val="off"/>
+          <w:sz w:val="20"/>
+          <w:szCs w:val="20"/>
         </w:rPr>
         <w:t xml:space="preserve">경쟁력 확보 근거 — 측정으로 결정하는 개발 방식</w:t>
       </w:r>
@@ -17533,20 +17923,21 @@
           <w:sz w:val="24"/>
           <w:szCs w:val="24"/>
         </w:rPr>
-      </w:pPr>
-      <w:r>
-        <w:rPr>
-          <w:rFonts w:ascii="HCI Poppy" w:eastAsia="휴먼명조" w:cs="휴먼명조"/>
-          <w:sz w:val="24"/>
-          <w:szCs w:val="24"/>
+        <w:jc w:val="both"/>
+      </w:pPr>
+      <w:r>
+        <w:rPr>
+          <w:rFonts w:ascii="Malgun Gothic" w:hAnsi="Malgun Gothic" w:eastAsia="맑은 고딕"/>
+          <w:sz w:val="20"/>
+          <w:szCs w:val="20"/>
         </w:rPr>
         <w:t xml:space="preserve">        - </w:t>
       </w:r>
       <w:r>
         <w:rPr>
-          <w:rFonts w:ascii="HCI Poppy" w:eastAsia="휴먼명조" w:cs="휴먼명조"/>
-          <w:sz w:val="24"/>
-          <w:szCs w:val="24"/>
+          <w:rFonts w:ascii="Malgun Gothic" w:hAnsi="Malgun Gothic" w:eastAsia="맑은 고딕"/>
+          <w:sz w:val="20"/>
+          <w:szCs w:val="20"/>
         </w:rPr>
         <w:t xml:space="preserve">설계 변경마다 판정 기준을 측정 전에 선언하고 실측으로 채택/기각 · 보고서 정정 이력 공개 (v1.1→v1.2 정정 9건을 문서 맨 앞에 배치) — 심사·고객 신뢰의 근거</w:t>
       </w:r>
@@ -17560,28 +17951,29 @@
           <w:sz w:val="24"/>
           <w:szCs w:val="24"/>
         </w:rPr>
-      </w:pPr>
-      <w:r>
-        <w:rPr>
-          <w:rFonts w:ascii="HCI Poppy" w:eastAsia="휴먼명조" w:cs="휴먼명조"/>
-          <w:sz w:val="24"/>
-          <w:szCs w:val="24"/>
+        <w:jc w:val="both"/>
+      </w:pPr>
+      <w:r>
+        <w:rPr>
+          <w:rFonts w:ascii="Malgun Gothic" w:hAnsi="Malgun Gothic" w:eastAsia="맑은 고딕"/>
+          <w:sz w:val="20"/>
+          <w:szCs w:val="20"/>
         </w:rPr>
         <w:t xml:space="preserve">        - </w:t>
       </w:r>
       <w:r>
         <w:rPr>
-          <w:rFonts w:ascii="HCI Poppy" w:eastAsia="휴먼명조" w:cs="휴먼명조"/>
-          <w:sz w:val="24"/>
-          <w:szCs w:val="24"/>
+          <w:rFonts w:ascii="Malgun Gothic" w:hAnsi="Malgun Gothic" w:eastAsia="맑은 고딕"/>
+          <w:sz w:val="20"/>
+          <w:szCs w:val="20"/>
         </w:rPr>
         <w:t xml:space="preserve">개인정보 보호 내장: 저장·전송 프레임 얼굴 자동 비식별화, 보존기간 자동 파기 스케줄러 </w:t>
       </w:r>
       <w:r>
         <w:rPr>
-          <w:rFonts w:ascii="HCI Poppy" w:eastAsia="휴먼명조" w:cs="휴먼명조"/>
-          <w:sz w:val="24"/>
-          <w:szCs w:val="24"/>
+          <w:rFonts w:ascii="Malgun Gothic" w:hAnsi="Malgun Gothic" w:eastAsia="맑은 고딕"/>
+          <w:sz w:val="20"/>
+          <w:szCs w:val="20"/>
           <w:highlight w:val="yellow"/>
         </w:rPr>
         <w:t xml:space="preserve">[공란 — 대표 확인: 영상정보처리기기 고지·동의 절차 법무 확인]</w:t>
@@ -17596,24 +17988,25 @@
           <w:sz w:val="28"/>
           <w:szCs w:val="28"/>
         </w:rPr>
-      </w:pPr>
-      <w:r>
-        <w:rPr>
+        <w:jc w:val="both"/>
+      </w:pPr>
+      <w:r>
+        <w:rPr>
+          <w:rFonts w:ascii="Malgun Gothic" w:hAnsi="Malgun Gothic" w:eastAsia="맑은 고딕"/>
           <w:lang w:eastAsia="ko-KR"/>
-          <w:rFonts w:ascii="HCI Poppy" w:eastAsia="휴먼명조" w:cs="휴먼명조"/>
-          <w:sz w:val="28"/>
-          <w:szCs w:val="28"/>
           <w:rtl w:val="off"/>
+          <w:sz w:val="20"/>
+          <w:szCs w:val="20"/>
         </w:rPr>
         <w:t xml:space="preserve">    ◦ </w:t>
       </w:r>
       <w:r>
         <w:rPr>
+          <w:rFonts w:ascii="Malgun Gothic" w:hAnsi="Malgun Gothic" w:eastAsia="맑은 고딕"/>
           <w:lang w:eastAsia="ko-KR"/>
-          <w:rFonts w:ascii="HCI Poppy" w:eastAsia="휴먼명조" w:cs="휴먼명조"/>
-          <w:sz w:val="28"/>
-          <w:szCs w:val="28"/>
           <w:rtl w:val="off"/>
+          <w:sz w:val="20"/>
+          <w:szCs w:val="20"/>
           <w:highlight w:val="yellow"/>
         </w:rPr>
         <w:t xml:space="preserve">[공란 — 대표 작성: 대표자·팀원·외부 협력기관 역량을 어느 과제에 투입할지]</w:t>
@@ -18121,24 +18514,25 @@
           <w:sz w:val="28"/>
           <w:szCs w:val="28"/>
         </w:rPr>
-      </w:pPr>
-      <w:r>
-        <w:rPr>
+        <w:jc w:val="both"/>
+      </w:pPr>
+      <w:r>
+        <w:rPr>
+          <w:rFonts w:ascii="Malgun Gothic" w:hAnsi="Malgun Gothic" w:eastAsia="맑은 고딕"/>
           <w:lang w:eastAsia="ko-KR"/>
-          <w:rFonts w:ascii="HCI Poppy" w:eastAsia="휴먼명조" w:cs="휴먼명조"/>
-          <w:sz w:val="28"/>
-          <w:szCs w:val="28"/>
           <w:rtl w:val="off"/>
+          <w:sz w:val="20"/>
+          <w:szCs w:val="20"/>
         </w:rPr>
         <w:t xml:space="preserve">    ◦ </w:t>
       </w:r>
       <w:r>
         <w:rPr>
+          <w:rFonts w:ascii="Malgun Gothic" w:hAnsi="Malgun Gothic" w:eastAsia="맑은 고딕"/>
           <w:lang w:eastAsia="ko-KR"/>
-          <w:rFonts w:ascii="HCI Poppy" w:eastAsia="휴먼명조" w:cs="휴먼명조"/>
-          <w:sz w:val="28"/>
-          <w:szCs w:val="28"/>
           <w:rtl w:val="off"/>
+          <w:sz w:val="20"/>
+          <w:szCs w:val="20"/>
         </w:rPr>
         <w:t xml:space="preserve">수익모델(안)</w:t>
       </w:r>
@@ -18152,28 +18546,29 @@
           <w:sz w:val="24"/>
           <w:szCs w:val="24"/>
         </w:rPr>
-      </w:pPr>
-      <w:r>
-        <w:rPr>
-          <w:rFonts w:ascii="HCI Poppy" w:eastAsia="휴먼명조" w:cs="휴먼명조"/>
-          <w:sz w:val="24"/>
-          <w:szCs w:val="24"/>
+        <w:jc w:val="both"/>
+      </w:pPr>
+      <w:r>
+        <w:rPr>
+          <w:rFonts w:ascii="Malgun Gothic" w:hAnsi="Malgun Gothic" w:eastAsia="맑은 고딕"/>
+          <w:sz w:val="20"/>
+          <w:szCs w:val="20"/>
         </w:rPr>
         <w:t xml:space="preserve">        - </w:t>
       </w:r>
       <w:r>
         <w:rPr>
-          <w:rFonts w:ascii="HCI Poppy" w:eastAsia="휴먼명조" w:cs="휴먼명조"/>
-          <w:sz w:val="24"/>
-          <w:szCs w:val="24"/>
+          <w:rFonts w:ascii="Malgun Gothic" w:hAnsi="Malgun Gothic" w:eastAsia="맑은 고딕"/>
+          <w:sz w:val="20"/>
+          <w:szCs w:val="20"/>
         </w:rPr>
         <w:t xml:space="preserve">월 구독(카메라 대수 기준) + 초기 구축비(설치·구역 설정·판정 프로파일 튜닝) </w:t>
       </w:r>
       <w:r>
         <w:rPr>
-          <w:rFonts w:ascii="HCI Poppy" w:eastAsia="휴먼명조" w:cs="휴먼명조"/>
-          <w:sz w:val="24"/>
-          <w:szCs w:val="24"/>
+          <w:rFonts w:ascii="Malgun Gothic" w:hAnsi="Malgun Gothic" w:eastAsia="맑은 고딕"/>
+          <w:sz w:val="20"/>
+          <w:szCs w:val="20"/>
           <w:highlight w:val="yellow"/>
         </w:rPr>
         <w:t xml:space="preserve">[공란 — 대표 작성: 가격 — 근거 있는 산정 전이므로 공란]</w:t>
@@ -18188,20 +18583,21 @@
           <w:sz w:val="24"/>
           <w:szCs w:val="24"/>
         </w:rPr>
-      </w:pPr>
-      <w:r>
-        <w:rPr>
-          <w:rFonts w:ascii="HCI Poppy" w:eastAsia="휴먼명조" w:cs="휴먼명조"/>
-          <w:sz w:val="24"/>
-          <w:szCs w:val="24"/>
+        <w:jc w:val="both"/>
+      </w:pPr>
+      <w:r>
+        <w:rPr>
+          <w:rFonts w:ascii="Malgun Gothic" w:hAnsi="Malgun Gothic" w:eastAsia="맑은 고딕"/>
+          <w:sz w:val="20"/>
+          <w:szCs w:val="20"/>
         </w:rPr>
         <w:t xml:space="preserve">        - </w:t>
       </w:r>
       <w:r>
         <w:rPr>
-          <w:rFonts w:ascii="HCI Poppy" w:eastAsia="휴먼명조" w:cs="휴먼명조"/>
-          <w:sz w:val="24"/>
-          <w:szCs w:val="24"/>
+          <w:rFonts w:ascii="Malgun Gothic" w:hAnsi="Malgun Gothic" w:eastAsia="맑은 고딕"/>
+          <w:sz w:val="20"/>
+          <w:szCs w:val="20"/>
         </w:rPr>
         <w:t xml:space="preserve">안전보건공단 스마트 안전장비 지원사업 연계로 고객 부담 경감(1-2 출처 참조, 품목 해당 여부 확인 필요)</w:t>
       </w:r>
@@ -18215,24 +18611,25 @@
           <w:sz w:val="28"/>
           <w:szCs w:val="28"/>
         </w:rPr>
-      </w:pPr>
-      <w:r>
-        <w:rPr>
+        <w:jc w:val="both"/>
+      </w:pPr>
+      <w:r>
+        <w:rPr>
+          <w:rFonts w:ascii="Malgun Gothic" w:hAnsi="Malgun Gothic" w:eastAsia="맑은 고딕"/>
           <w:lang w:eastAsia="ko-KR"/>
-          <w:rFonts w:ascii="HCI Poppy" w:eastAsia="휴먼명조" w:cs="휴먼명조"/>
-          <w:sz w:val="28"/>
-          <w:szCs w:val="28"/>
           <w:rtl w:val="off"/>
+          <w:sz w:val="20"/>
+          <w:szCs w:val="20"/>
         </w:rPr>
         <w:t xml:space="preserve">    ◦ </w:t>
       </w:r>
       <w:r>
         <w:rPr>
+          <w:rFonts w:ascii="Malgun Gothic" w:hAnsi="Malgun Gothic" w:eastAsia="맑은 고딕"/>
           <w:lang w:eastAsia="ko-KR"/>
-          <w:rFonts w:ascii="HCI Poppy" w:eastAsia="휴먼명조" w:cs="휴먼명조"/>
-          <w:sz w:val="28"/>
-          <w:szCs w:val="28"/>
           <w:rtl w:val="off"/>
+          <w:sz w:val="20"/>
+          <w:szCs w:val="20"/>
         </w:rPr>
         <w:t xml:space="preserve">고객 확보 전략</w:t>
       </w:r>
@@ -18246,28 +18643,29 @@
           <w:sz w:val="24"/>
           <w:szCs w:val="24"/>
         </w:rPr>
-      </w:pPr>
-      <w:r>
-        <w:rPr>
-          <w:rFonts w:ascii="HCI Poppy" w:eastAsia="휴먼명조" w:cs="휴먼명조"/>
-          <w:sz w:val="24"/>
-          <w:szCs w:val="24"/>
+        <w:jc w:val="both"/>
+      </w:pPr>
+      <w:r>
+        <w:rPr>
+          <w:rFonts w:ascii="Malgun Gothic" w:hAnsi="Malgun Gothic" w:eastAsia="맑은 고딕"/>
+          <w:sz w:val="20"/>
+          <w:szCs w:val="20"/>
         </w:rPr>
         <w:t xml:space="preserve">        - </w:t>
       </w:r>
       <w:r>
         <w:rPr>
-          <w:rFonts w:ascii="HCI Poppy" w:eastAsia="휴먼명조" w:cs="휴먼명조"/>
-          <w:sz w:val="24"/>
-          <w:szCs w:val="24"/>
+          <w:rFonts w:ascii="Malgun Gothic" w:hAnsi="Malgun Gothic" w:eastAsia="맑은 고딕"/>
+          <w:sz w:val="20"/>
+          <w:szCs w:val="20"/>
         </w:rPr>
         <w:t xml:space="preserve">1단계: 현장 시험을 수행한 중장비 교육기관을 첫 파일럿(유료 전환 협의)으로 추진 </w:t>
       </w:r>
       <w:r>
         <w:rPr>
-          <w:rFonts w:ascii="HCI Poppy" w:eastAsia="휴먼명조" w:cs="휴먼명조"/>
-          <w:sz w:val="24"/>
-          <w:szCs w:val="24"/>
+          <w:rFonts w:ascii="Malgun Gothic" w:hAnsi="Malgun Gothic" w:eastAsia="맑은 고딕"/>
+          <w:sz w:val="20"/>
+          <w:szCs w:val="20"/>
           <w:highlight w:val="yellow"/>
         </w:rPr>
         <w:t xml:space="preserve">[공란 — 대표 작성: 협의 상태]</w:t>
@@ -18282,28 +18680,29 @@
           <w:sz w:val="24"/>
           <w:szCs w:val="24"/>
         </w:rPr>
-      </w:pPr>
-      <w:r>
-        <w:rPr>
-          <w:rFonts w:ascii="HCI Poppy" w:eastAsia="휴먼명조" w:cs="휴먼명조"/>
-          <w:sz w:val="24"/>
-          <w:szCs w:val="24"/>
+        <w:jc w:val="both"/>
+      </w:pPr>
+      <w:r>
+        <w:rPr>
+          <w:rFonts w:ascii="Malgun Gothic" w:hAnsi="Malgun Gothic" w:eastAsia="맑은 고딕"/>
+          <w:sz w:val="20"/>
+          <w:szCs w:val="20"/>
         </w:rPr>
         <w:t xml:space="preserve">        - </w:t>
       </w:r>
       <w:r>
         <w:rPr>
-          <w:rFonts w:ascii="HCI Poppy" w:eastAsia="휴먼명조" w:cs="휴먼명조"/>
-          <w:sz w:val="24"/>
-          <w:szCs w:val="24"/>
+          <w:rFonts w:ascii="Malgun Gothic" w:hAnsi="Malgun Gothic" w:eastAsia="맑은 고딕"/>
+          <w:sz w:val="20"/>
+          <w:szCs w:val="20"/>
         </w:rPr>
         <w:t xml:space="preserve">2단계: 교육기관 협회·지역 산업단지 안전 담당 채널 </w:t>
       </w:r>
       <w:r>
         <w:rPr>
-          <w:rFonts w:ascii="HCI Poppy" w:eastAsia="휴먼명조" w:cs="휴먼명조"/>
-          <w:sz w:val="24"/>
-          <w:szCs w:val="24"/>
+          <w:rFonts w:ascii="Malgun Gothic" w:hAnsi="Malgun Gothic" w:eastAsia="맑은 고딕"/>
+          <w:sz w:val="20"/>
+          <w:szCs w:val="20"/>
           <w:highlight w:val="yellow"/>
         </w:rPr>
         <w:t xml:space="preserve">[공란 — 대표 작성: 구체 채널·일정]</w:t>
@@ -18318,20 +18717,21 @@
           <w:sz w:val="24"/>
           <w:szCs w:val="24"/>
         </w:rPr>
-      </w:pPr>
-      <w:r>
-        <w:rPr>
-          <w:rFonts w:ascii="HCI Poppy" w:eastAsia="휴먼명조" w:cs="휴먼명조"/>
-          <w:sz w:val="24"/>
-          <w:szCs w:val="24"/>
+        <w:jc w:val="both"/>
+      </w:pPr>
+      <w:r>
+        <w:rPr>
+          <w:rFonts w:ascii="Malgun Gothic" w:hAnsi="Malgun Gothic" w:eastAsia="맑은 고딕"/>
+          <w:sz w:val="20"/>
+          <w:szCs w:val="20"/>
         </w:rPr>
         <w:t xml:space="preserve">        - </w:t>
       </w:r>
       <w:r>
         <w:rPr>
-          <w:rFonts w:ascii="HCI Poppy" w:eastAsia="휴먼명조" w:cs="휴먼명조"/>
-          <w:sz w:val="24"/>
-          <w:szCs w:val="24"/>
+          <w:rFonts w:ascii="Malgun Gothic" w:hAnsi="Malgun Gothic" w:eastAsia="맑은 고딕"/>
+          <w:sz w:val="20"/>
+          <w:szCs w:val="20"/>
         </w:rPr>
         <w:t xml:space="preserve">영업 자료는 실측 보고서 기반(측정일·표본 병기) — 근거 없는 정확도 주장을 하지 않는 것을 영업 원칙으로 함</w:t>
       </w:r>
@@ -18552,39 +18952,289 @@
           <w:sz w:val="28"/>
           <w:szCs w:val="28"/>
         </w:rPr>
-      </w:pPr>
-      <w:r>
-        <w:rPr>
+        <w:jc w:val="both"/>
+      </w:pPr>
+      <w:r>
+        <w:rPr>
+          <w:rFonts w:ascii="Malgun Gothic" w:hAnsi="Malgun Gothic" w:eastAsia="맑은 고딕"/>
           <w:lang w:eastAsia="ko-KR"/>
-          <w:rFonts w:ascii="HCI Poppy" w:eastAsia="휴먼명조" w:cs="휴먼명조"/>
-          <w:sz w:val="28"/>
-          <w:szCs w:val="28"/>
           <w:rtl w:val="off"/>
+          <w:sz w:val="20"/>
+          <w:szCs w:val="20"/>
         </w:rPr>
         <w:t xml:space="preserve">    ◦ </w:t>
       </w:r>
       <w:r>
         <w:rPr>
+          <w:rFonts w:ascii="Malgun Gothic" w:hAnsi="Malgun Gothic" w:eastAsia="맑은 고딕"/>
           <w:lang w:eastAsia="ko-KR"/>
-          <w:rFonts w:ascii="HCI Poppy" w:eastAsia="휴먼명조" w:cs="휴먼명조"/>
-          <w:sz w:val="28"/>
-          <w:szCs w:val="28"/>
           <w:rtl w:val="off"/>
-        </w:rPr>
-        <w:t xml:space="preserve">협약기간 내 사업화 성과 목표 </w:t>
-      </w:r>
-      <w:r>
-        <w:rPr>
-          <w:lang w:eastAsia="ko-KR"/>
-          <w:rFonts w:ascii="HCI Poppy" w:eastAsia="휴먼명조" w:cs="휴먼명조"/>
-          <w:sz w:val="28"/>
-          <w:szCs w:val="28"/>
-          <w:rtl w:val="off"/>
-          <w:highlight w:val="yellow"/>
-        </w:rPr>
-        <w:t xml:space="preserve">[공란 — 대표 작성: 매출/투자/고용 — 신청현황 표와 일치시킬 것]</w:t>
+          <w:sz w:val="20"/>
+          <w:szCs w:val="20"/>
+        </w:rPr>
+        <w:t xml:space="preserve">핵심 성과지표(정량) — 실증 사업장 2곳, 3~6개월 기준</w:t>
       </w:r>
     </w:p>
+    <w:tbl>
+      <w:tblPr>
+        <w:tblW w:type="auto" w:w="0"/>
+        <w:tblLook w:firstColumn="1" w:firstRow="1" w:lastColumn="0" w:lastRow="0" w:noHBand="0" w:noVBand="1" w:val="04A0"/>
+        <w:tblBorders>
+          <w:top w:val="single" w:sz="4" w:color="8C8C8C"/>
+          <w:left w:val="single" w:sz="4" w:color="8C8C8C"/>
+          <w:bottom w:val="single" w:sz="4" w:color="8C8C8C"/>
+          <w:right w:val="single" w:sz="4" w:color="8C8C8C"/>
+          <w:insideH w:val="single" w:sz="4" w:color="8C8C8C"/>
+          <w:insideV w:val="single" w:sz="4" w:color="8C8C8C"/>
+        </w:tblBorders>
+      </w:tblPr>
+      <w:tblGrid>
+        <w:gridCol w:w="4950"/>
+        <w:gridCol w:w="4950"/>
+      </w:tblGrid>
+      <w:tr>
+        <w:tc>
+          <w:tcPr>
+            <w:tcW w:type="dxa" w:w="4950"/>
+            <w:shd w:val="clear" w:fill="E8EAED"/>
+          </w:tcPr>
+          <w:p>
+            <w:pPr>
+              <w:jc w:val="center"/>
+            </w:pPr>
+            <w:r>
+              <w:rPr>
+                <w:rFonts w:ascii="Malgun Gothic" w:hAnsi="Malgun Gothic" w:eastAsia="맑은 고딕"/>
+                <w:sz w:val="18"/>
+                <w:szCs w:val="18"/>
+                <w:b/>
+              </w:rPr>
+              <w:t xml:space="preserve">측정 지표</w:t>
+            </w:r>
+          </w:p>
+        </w:tc>
+        <w:tc>
+          <w:tcPr>
+            <w:tcW w:type="dxa" w:w="4950"/>
+            <w:shd w:val="clear" w:fill="E8EAED"/>
+          </w:tcPr>
+          <w:p>
+            <w:pPr>
+              <w:jc w:val="center"/>
+            </w:pPr>
+            <w:r>
+              <w:rPr>
+                <w:rFonts w:ascii="Malgun Gothic" w:hAnsi="Malgun Gothic" w:eastAsia="맑은 고딕"/>
+                <w:sz w:val="18"/>
+                <w:szCs w:val="18"/>
+                <w:b/>
+              </w:rPr>
+              <w:t xml:space="preserve">3~6개월 목표</w:t>
+            </w:r>
+          </w:p>
+        </w:tc>
+      </w:tr>
+      <w:tr>
+        <w:tc>
+          <w:tcPr>
+            <w:tcW w:type="dxa" w:w="4950"/>
+          </w:tcPr>
+          <w:p>
+            <w:pPr>
+              <w:jc w:val="left"/>
+            </w:pPr>
+            <w:r>
+              <w:rPr>
+                <w:rFonts w:ascii="Malgun Gothic" w:hAnsi="Malgun Gothic" w:eastAsia="맑은 고딕"/>
+                <w:sz w:val="18"/>
+                <w:szCs w:val="18"/>
+              </w:rPr>
+              <w:t xml:space="preserve">아차사고·설비 이상 전조 가시화</w:t>
+            </w:r>
+          </w:p>
+        </w:tc>
+        <w:tc>
+          <w:tcPr>
+            <w:tcW w:type="dxa" w:w="4950"/>
+          </w:tcPr>
+          <w:p>
+            <w:pPr>
+              <w:jc w:val="left"/>
+            </w:pPr>
+            <w:r>
+              <w:rPr>
+                <w:rFonts w:ascii="Malgun Gothic" w:hAnsi="Malgun Gothic" w:eastAsia="맑은 고딕"/>
+                <w:sz w:val="18"/>
+                <w:szCs w:val="18"/>
+              </w:rPr>
+              <w:t xml:space="preserve">보이지 않던 전조를 월 단위 수치 리포트로 제공</w:t>
+            </w:r>
+          </w:p>
+        </w:tc>
+      </w:tr>
+      <w:tr>
+        <w:tc>
+          <w:tcPr>
+            <w:tcW w:type="dxa" w:w="4950"/>
+          </w:tcPr>
+          <w:p>
+            <w:pPr>
+              <w:jc w:val="left"/>
+            </w:pPr>
+            <w:r>
+              <w:rPr>
+                <w:rFonts w:ascii="Malgun Gothic" w:hAnsi="Malgun Gothic" w:eastAsia="맑은 고딕"/>
+                <w:sz w:val="18"/>
+                <w:szCs w:val="18"/>
+              </w:rPr>
+              <w:t xml:space="preserve">알람 → 조치 완료율</w:t>
+            </w:r>
+          </w:p>
+        </w:tc>
+        <w:tc>
+          <w:tcPr>
+            <w:tcW w:type="dxa" w:w="4950"/>
+          </w:tcPr>
+          <w:p>
+            <w:pPr>
+              <w:jc w:val="left"/>
+            </w:pPr>
+            <w:r>
+              <w:rPr>
+                <w:rFonts w:ascii="Malgun Gothic" w:hAnsi="Malgun Gothic" w:eastAsia="맑은 고딕"/>
+                <w:sz w:val="18"/>
+                <w:szCs w:val="18"/>
+              </w:rPr>
+              <w:t xml:space="preserve">70% 이상</w:t>
+            </w:r>
+          </w:p>
+        </w:tc>
+      </w:tr>
+      <w:tr>
+        <w:tc>
+          <w:tcPr>
+            <w:tcW w:type="dxa" w:w="4950"/>
+          </w:tcPr>
+          <w:p>
+            <w:pPr>
+              <w:jc w:val="left"/>
+            </w:pPr>
+            <w:r>
+              <w:rPr>
+                <w:rFonts w:ascii="Malgun Gothic" w:hAnsi="Malgun Gothic" w:eastAsia="맑은 고딕"/>
+                <w:sz w:val="18"/>
+                <w:szCs w:val="18"/>
+              </w:rPr>
+              <w:t xml:space="preserve">법정 서류(위험성평가·중대재해처벌법 증빙) 작성 시간</w:t>
+            </w:r>
+          </w:p>
+        </w:tc>
+        <w:tc>
+          <w:tcPr>
+            <w:tcW w:type="dxa" w:w="4950"/>
+          </w:tcPr>
+          <w:p>
+            <w:pPr>
+              <w:jc w:val="left"/>
+            </w:pPr>
+            <w:r>
+              <w:rPr>
+                <w:rFonts w:ascii="Malgun Gothic" w:hAnsi="Malgun Gothic" w:eastAsia="맑은 고딕"/>
+                <w:sz w:val="18"/>
+                <w:szCs w:val="18"/>
+              </w:rPr>
+              <w:t xml:space="preserve">80% 절감</w:t>
+            </w:r>
+          </w:p>
+        </w:tc>
+      </w:tr>
+      <w:tr>
+        <w:tc>
+          <w:tcPr>
+            <w:tcW w:type="dxa" w:w="4950"/>
+          </w:tcPr>
+          <w:p>
+            <w:pPr>
+              <w:jc w:val="left"/>
+            </w:pPr>
+            <w:r>
+              <w:rPr>
+                <w:rFonts w:ascii="Malgun Gothic" w:hAnsi="Malgun Gothic" w:eastAsia="맑은 고딕"/>
+                <w:sz w:val="18"/>
+                <w:szCs w:val="18"/>
+              </w:rPr>
+              <w:t xml:space="preserve">긴급(비계획) 정비 비중 · 설비 가동률</w:t>
+            </w:r>
+          </w:p>
+        </w:tc>
+        <w:tc>
+          <w:tcPr>
+            <w:tcW w:type="dxa" w:w="4950"/>
+          </w:tcPr>
+          <w:p>
+            <w:pPr>
+              <w:jc w:val="left"/>
+            </w:pPr>
+            <w:r>
+              <w:rPr>
+                <w:rFonts w:ascii="Malgun Gothic" w:hAnsi="Malgun Gothic" w:eastAsia="맑은 고딕"/>
+                <w:sz w:val="18"/>
+                <w:szCs w:val="18"/>
+              </w:rPr>
+              <w:t xml:space="preserve">비계획 정비 비중 감소·가동률 상승 </w:t>
+            </w:r>
+            <w:r>
+              <w:rPr>
+                <w:rFonts w:ascii="Malgun Gothic" w:hAnsi="Malgun Gothic" w:eastAsia="맑은 고딕"/>
+                <w:sz w:val="18"/>
+                <w:szCs w:val="18"/>
+                <w:highlight w:val="yellow"/>
+              </w:rPr>
+              <w:t xml:space="preserve">[공란 — 목표 수치]</w:t>
+            </w:r>
+          </w:p>
+        </w:tc>
+      </w:tr>
+      <w:tr>
+        <w:tc>
+          <w:tcPr>
+            <w:tcW w:type="dxa" w:w="4950"/>
+          </w:tcPr>
+          <w:p>
+            <w:pPr>
+              <w:jc w:val="left"/>
+            </w:pPr>
+            <w:r>
+              <w:rPr>
+                <w:rFonts w:ascii="Malgun Gothic" w:hAnsi="Malgun Gothic" w:eastAsia="맑은 고딕"/>
+                <w:sz w:val="18"/>
+                <w:szCs w:val="18"/>
+              </w:rPr>
+              <w:t xml:space="preserve">위험행동 감지 정확도(정밀도·재현율)</w:t>
+            </w:r>
+          </w:p>
+        </w:tc>
+        <w:tc>
+          <w:tcPr>
+            <w:tcW w:type="dxa" w:w="4950"/>
+          </w:tcPr>
+          <w:p>
+            <w:pPr>
+              <w:jc w:val="left"/>
+            </w:pPr>
+            <w:r>
+              <w:rPr>
+                <w:rFonts w:ascii="Malgun Gothic" w:hAnsi="Malgun Gothic" w:eastAsia="맑은 고딕"/>
+                <w:sz w:val="18"/>
+                <w:szCs w:val="18"/>
+                <w:highlight w:val="yellow"/>
+              </w:rPr>
+              <w:t xml:space="preserve">[공란 — 목표 수치: 정답지 구축 후 현 수준 실측을 근거로 설정]</w:t>
+            </w:r>
+          </w:p>
+        </w:tc>
+      </w:tr>
+    </w:tbl>
     <w:p>
       <w:pPr>
         <w:pStyle w:val="a8"/>
@@ -18594,24 +19244,100 @@
           <w:sz w:val="28"/>
           <w:szCs w:val="28"/>
         </w:rPr>
-      </w:pPr>
-      <w:r>
-        <w:rPr>
+        <w:jc w:val="both"/>
+      </w:pPr>
+      <w:r>
+        <w:rPr>
+          <w:rFonts w:ascii="Malgun Gothic" w:hAnsi="Malgun Gothic" w:eastAsia="맑은 고딕"/>
           <w:lang w:eastAsia="ko-KR"/>
-          <w:rFonts w:ascii="HCI Poppy" w:eastAsia="휴먼명조" w:cs="휴먼명조"/>
+          <w:rtl w:val="off"/>
+          <w:sz w:val="20"/>
+          <w:szCs w:val="20"/>
+        </w:rPr>
+        <w:t xml:space="preserve">    ◦ </w:t>
+      </w:r>
+      <w:r>
+        <w:rPr>
+          <w:rFonts w:ascii="Malgun Gothic" w:hAnsi="Malgun Gothic" w:eastAsia="맑은 고딕"/>
+          <w:lang w:eastAsia="ko-KR"/>
+          <w:rtl w:val="off"/>
+          <w:sz w:val="20"/>
+          <w:szCs w:val="20"/>
+        </w:rPr>
+        <w:t xml:space="preserve">보조 지표 — 실증 후 유료 전환율 · 월 구독 유지율 · 사업장당 예방 손실 금액(시뮬레이터 산출) · 정부 지원사업 연계 건수</w:t>
+      </w:r>
+    </w:p>
+    <w:p>
+      <w:pPr>
+        <w:pStyle w:val="a8"/>
+        <w:ind w:left="601" w:hanging="601"/>
+        <w:rPr>
+          <w:rFonts w:ascii="HCI Poppy" w:eastAsia="HY신명조" w:cs="HY신명조"/>
           <w:sz w:val="28"/>
           <w:szCs w:val="28"/>
+        </w:rPr>
+        <w:jc w:val="both"/>
+      </w:pPr>
+      <w:r>
+        <w:rPr>
+          <w:rFonts w:ascii="Malgun Gothic" w:hAnsi="Malgun Gothic" w:eastAsia="맑은 고딕"/>
+          <w:lang w:eastAsia="ko-KR"/>
           <w:rtl w:val="off"/>
+          <w:sz w:val="20"/>
+          <w:szCs w:val="20"/>
         </w:rPr>
         <w:t xml:space="preserve">    ◦ </w:t>
       </w:r>
       <w:r>
         <w:rPr>
+          <w:rFonts w:ascii="Malgun Gothic" w:hAnsi="Malgun Gothic" w:eastAsia="맑은 고딕"/>
           <w:lang w:eastAsia="ko-KR"/>
-          <w:rFonts w:ascii="HCI Poppy" w:eastAsia="휴먼명조" w:cs="휴먼명조"/>
+          <w:rtl w:val="off"/>
+          <w:sz w:val="20"/>
+          <w:szCs w:val="20"/>
+        </w:rPr>
+        <w:t xml:space="preserve">협약기간 내 사업화 성과 목표 </w:t>
+      </w:r>
+      <w:r>
+        <w:rPr>
+          <w:rFonts w:ascii="Malgun Gothic" w:hAnsi="Malgun Gothic" w:eastAsia="맑은 고딕"/>
+          <w:lang w:eastAsia="ko-KR"/>
+          <w:rtl w:val="off"/>
+          <w:sz w:val="20"/>
+          <w:szCs w:val="20"/>
+          <w:highlight w:val="yellow"/>
+        </w:rPr>
+        <w:t xml:space="preserve">[공란 — 대표 작성: 매출/투자/고용 — 신청현황 표와 일치시킬 것]</w:t>
+      </w:r>
+    </w:p>
+    <w:p>
+      <w:pPr>
+        <w:pStyle w:val="a8"/>
+        <w:ind w:left="601" w:hanging="601"/>
+        <w:rPr>
+          <w:rFonts w:ascii="HCI Poppy" w:eastAsia="HY신명조" w:cs="HY신명조"/>
           <w:sz w:val="28"/>
           <w:szCs w:val="28"/>
+        </w:rPr>
+        <w:jc w:val="both"/>
+      </w:pPr>
+      <w:r>
+        <w:rPr>
+          <w:rFonts w:ascii="Malgun Gothic" w:hAnsi="Malgun Gothic" w:eastAsia="맑은 고딕"/>
+          <w:lang w:eastAsia="ko-KR"/>
           <w:rtl w:val="off"/>
+          <w:sz w:val="20"/>
+          <w:szCs w:val="20"/>
+        </w:rPr>
+        <w:t xml:space="preserve">    ◦ </w:t>
+      </w:r>
+      <w:r>
+        <w:rPr>
+          <w:rFonts w:ascii="Malgun Gothic" w:hAnsi="Malgun Gothic" w:eastAsia="맑은 고딕"/>
+          <w:lang w:eastAsia="ko-KR"/>
+          <w:rtl w:val="off"/>
+          <w:sz w:val="20"/>
+          <w:szCs w:val="20"/>
         </w:rPr>
         <w:t xml:space="preserve">협약 종료 후 지속 계획</w:t>
       </w:r>
@@ -18625,22 +19351,23 @@
           <w:sz w:val="24"/>
           <w:szCs w:val="24"/>
         </w:rPr>
-      </w:pPr>
-      <w:r>
-        <w:rPr>
-          <w:rFonts w:ascii="HCI Poppy" w:eastAsia="휴먼명조" w:cs="휴먼명조"/>
-          <w:sz w:val="24"/>
-          <w:szCs w:val="24"/>
+        <w:jc w:val="both"/>
+      </w:pPr>
+      <w:r>
+        <w:rPr>
+          <w:rFonts w:ascii="Malgun Gothic" w:hAnsi="Malgun Gothic" w:eastAsia="맑은 고딕"/>
+          <w:sz w:val="20"/>
+          <w:szCs w:val="20"/>
         </w:rPr>
         <w:t xml:space="preserve">        - </w:t>
       </w:r>
       <w:r>
         <w:rPr>
-          <w:rFonts w:ascii="HCI Poppy" w:eastAsia="휴먼명조" w:cs="휴먼명조"/>
-          <w:sz w:val="24"/>
-          <w:szCs w:val="24"/>
-        </w:rPr>
-        <w:t xml:space="preserve">파일럿 운영 데이터를 정확도 공인 자료로 전환 → 2호점 영업 근거로 사용</w:t>
+          <w:rFonts w:ascii="Malgun Gothic" w:hAnsi="Malgun Gothic" w:eastAsia="맑은 고딕"/>
+          <w:sz w:val="20"/>
+          <w:szCs w:val="20"/>
+        </w:rPr>
+        <w:t xml:space="preserve">실증 운영 데이터를 정확도 공인 자료로 전환 → 2호점 영업 근거로 사용 · 자동 테스트 481건 등 인수인계 체계 정비로 인력 합류 진입 비용 절감</w:t>
       </w:r>
     </w:p>
     <w:p>
@@ -18652,47 +19379,21 @@
           <w:sz w:val="24"/>
           <w:szCs w:val="24"/>
         </w:rPr>
-      </w:pPr>
-      <w:r>
-        <w:rPr>
-          <w:rFonts w:ascii="HCI Poppy" w:eastAsia="휴먼명조" w:cs="휴먼명조"/>
-          <w:sz w:val="24"/>
-          <w:szCs w:val="24"/>
+        <w:jc w:val="both"/>
+      </w:pPr>
+      <w:r>
+        <w:rPr>
+          <w:rFonts w:ascii="Malgun Gothic" w:hAnsi="Malgun Gothic" w:eastAsia="맑은 고딕"/>
+          <w:sz w:val="20"/>
+          <w:szCs w:val="20"/>
         </w:rPr>
         <w:t xml:space="preserve">        - </w:t>
       </w:r>
       <w:r>
         <w:rPr>
-          <w:rFonts w:ascii="HCI Poppy" w:eastAsia="휴먼명조" w:cs="휴먼명조"/>
-          <w:sz w:val="24"/>
-          <w:szCs w:val="24"/>
-        </w:rPr>
-        <w:t xml:space="preserve">자동 테스트 481건·온보딩 문서 12편 등 인수인계 체계 정비 → 인력 합류 시 진입 비용 절감</w:t>
-      </w:r>
-    </w:p>
-    <w:p>
-      <w:pPr>
-        <w:pStyle w:val="a8"/>
-        <w:ind w:left="601" w:hanging="601"/>
-        <w:rPr>
-          <w:rFonts w:ascii="HCI Poppy" w:eastAsia="HCI Poppy" w:cs="HCI Poppy"/>
-          <w:sz w:val="24"/>
-          <w:szCs w:val="24"/>
-        </w:rPr>
-      </w:pPr>
-      <w:r>
-        <w:rPr>
-          <w:rFonts w:ascii="HCI Poppy" w:eastAsia="휴먼명조" w:cs="휴먼명조"/>
-          <w:sz w:val="24"/>
-          <w:szCs w:val="24"/>
-        </w:rPr>
-        <w:t xml:space="preserve">        - </w:t>
-      </w:r>
-      <w:r>
-        <w:rPr>
-          <w:rFonts w:ascii="HCI Poppy" w:eastAsia="휴먼명조" w:cs="휴먼명조"/>
-          <w:sz w:val="24"/>
-          <w:szCs w:val="24"/>
+          <w:rFonts w:ascii="Malgun Gothic" w:hAnsi="Malgun Gothic" w:eastAsia="맑은 고딕"/>
+          <w:sz w:val="20"/>
+          <w:szCs w:val="20"/>
           <w:highlight w:val="yellow"/>
         </w:rPr>
         <w:t xml:space="preserve">[공란 — 대표 작성: 후속 지원사업·투자 유치 계획]</w:t>
@@ -18984,34 +19685,35 @@
           <w:sz w:val="28"/>
           <w:szCs w:val="28"/>
         </w:rPr>
-      </w:pPr>
-      <w:r>
-        <w:rPr>
+        <w:jc w:val="both"/>
+      </w:pPr>
+      <w:r>
+        <w:rPr>
+          <w:rFonts w:ascii="Malgun Gothic" w:hAnsi="Malgun Gothic" w:eastAsia="맑은 고딕"/>
           <w:lang w:eastAsia="ko-KR"/>
-          <w:rFonts w:ascii="HCI Poppy" w:eastAsia="휴먼명조" w:cs="휴먼명조"/>
-          <w:sz w:val="28"/>
-          <w:szCs w:val="28"/>
           <w:rtl w:val="off"/>
+          <w:sz w:val="20"/>
+          <w:szCs w:val="20"/>
         </w:rPr>
         <w:t xml:space="preserve">    ◦ </w:t>
       </w:r>
       <w:r>
         <w:rPr>
+          <w:rFonts w:ascii="Malgun Gothic" w:hAnsi="Malgun Gothic" w:eastAsia="맑은 고딕"/>
           <w:lang w:eastAsia="ko-KR"/>
-          <w:rFonts w:ascii="HCI Poppy" w:eastAsia="휴먼명조" w:cs="휴먼명조"/>
-          <w:sz w:val="28"/>
-          <w:szCs w:val="28"/>
           <w:rtl w:val="off"/>
+          <w:sz w:val="20"/>
+          <w:szCs w:val="20"/>
         </w:rPr>
         <w:t xml:space="preserve">정답지 구축 → 인식률 개선·라이선스 정비 → 파일럿 구축·운영 → 정식 출시(파일럿 실측 기반 영업) 순으로 추진 — 세부 일정은 아래 표 </w:t>
       </w:r>
       <w:r>
         <w:rPr>
+          <w:rFonts w:ascii="Malgun Gothic" w:hAnsi="Malgun Gothic" w:eastAsia="맑은 고딕"/>
           <w:lang w:eastAsia="ko-KR"/>
-          <w:rFonts w:ascii="HCI Poppy" w:eastAsia="휴먼명조" w:cs="휴먼명조"/>
-          <w:sz w:val="28"/>
-          <w:szCs w:val="28"/>
           <w:rtl w:val="off"/>
+          <w:sz w:val="20"/>
+          <w:szCs w:val="20"/>
           <w:highlight w:val="yellow"/>
         </w:rPr>
         <w:t xml:space="preserve">[공란 — 대표 기입: 추진 기간]</w:t>
@@ -19441,18 +20143,20 @@
             <w:pPr>
               <w:pStyle w:val="TableParagraph"/>
               <w:ind w:left="224" w:right="215"/>
-              <w:jc w:val="center"/>
               <w:spacing w:line="329" w:lineRule="exact"/>
               <w:rPr>
                 <w:i/>
                 <w:sz w:val="21"/>
               </w:rPr>
+              <w:jc w:val="left"/>
             </w:pPr>
             <w:r>
               <w:rPr>
+                <w:rFonts w:ascii="Malgun Gothic" w:hAnsi="Malgun Gothic" w:eastAsia="맑은 고딕"/>
                 <w:i/>
-                <w:sz w:val="21"/>
                 <w:spacing w:val="-2"/>
+                <w:sz w:val="18"/>
+                <w:szCs w:val="18"/>
               </w:rPr>
               <w:t xml:space="preserve">정답지 구축</w:t>
             </w:r>
@@ -19469,17 +20173,19 @@
             <w:pPr>
               <w:pStyle w:val="TableParagraph"/>
               <w:ind w:left="595" w:right="582"/>
-              <w:jc w:val="center"/>
               <w:spacing w:line="329" w:lineRule="exact"/>
               <w:rPr>
                 <w:i/>
                 <w:sz w:val="21"/>
               </w:rPr>
+              <w:jc w:val="left"/>
             </w:pPr>
             <w:r>
               <w:rPr>
+                <w:rFonts w:ascii="Malgun Gothic" w:hAnsi="Malgun Gothic" w:eastAsia="맑은 고딕"/>
                 <w:i/>
-                <w:sz w:val="21"/>
+                <w:sz w:val="18"/>
+                <w:szCs w:val="18"/>
                 <w:highlight w:val="yellow"/>
               </w:rPr>
               <w:t xml:space="preserve">[공란]</w:t>
@@ -19497,17 +20203,19 @@
             <w:pPr>
               <w:pStyle w:val="TableParagraph"/>
               <w:ind w:left="290" w:right="272"/>
-              <w:jc w:val="center"/>
               <w:spacing w:line="329" w:lineRule="exact"/>
               <w:rPr>
                 <w:i/>
                 <w:sz w:val="21"/>
               </w:rPr>
+              <w:jc w:val="left"/>
             </w:pPr>
             <w:r>
               <w:rPr>
+                <w:rFonts w:ascii="Malgun Gothic" w:hAnsi="Malgun Gothic" w:eastAsia="맑은 고딕"/>
                 <w:i/>
-                <w:sz w:val="21"/>
+                <w:sz w:val="18"/>
+                <w:szCs w:val="18"/>
               </w:rPr>
               <w:t xml:space="preserve">현장 재촬영(원본 확보 절차 코드화 완료) → 270프레임 라벨링</w:t>
             </w:r>
@@ -19552,18 +20260,20 @@
             <w:pPr>
               <w:pStyle w:val="TableParagraph"/>
               <w:ind w:left="224" w:right="215"/>
-              <w:jc w:val="center"/>
               <w:spacing w:line="339" w:lineRule="exact"/>
               <w:rPr>
                 <w:i/>
                 <w:sz w:val="21"/>
               </w:rPr>
+              <w:jc w:val="left"/>
             </w:pPr>
             <w:r>
               <w:rPr>
+                <w:rFonts w:ascii="Malgun Gothic" w:hAnsi="Malgun Gothic" w:eastAsia="맑은 고딕"/>
                 <w:i/>
-                <w:sz w:val="21"/>
                 <w:spacing w:val="-2"/>
+                <w:sz w:val="18"/>
+                <w:szCs w:val="18"/>
               </w:rPr>
               <w:t xml:space="preserve">인식률 개선·라이선스 정비</w:t>
             </w:r>
@@ -19582,11 +20292,14 @@
                 <w:i/>
                 <w:sz w:val="21"/>
               </w:rPr>
+              <w:jc w:val="left"/>
             </w:pPr>
             <w:r>
               <w:rPr>
+                <w:rFonts w:ascii="Malgun Gothic" w:hAnsi="Malgun Gothic" w:eastAsia="맑은 고딕"/>
                 <w:i/>
-                <w:sz w:val="21"/>
+                <w:sz w:val="18"/>
+                <w:szCs w:val="18"/>
                 <w:highlight w:val="yellow"/>
               </w:rPr>
               <w:t xml:space="preserve">[공란]</w:t>
@@ -19601,17 +20314,19 @@
             <w:pPr>
               <w:pStyle w:val="TableParagraph"/>
               <w:ind w:left="290" w:right="272"/>
-              <w:jc w:val="center"/>
               <w:spacing w:line="339" w:lineRule="exact"/>
               <w:rPr>
                 <w:i/>
                 <w:sz w:val="21"/>
               </w:rPr>
+              <w:jc w:val="left"/>
             </w:pPr>
             <w:r>
               <w:rPr>
+                <w:rFonts w:ascii="Malgun Gothic" w:hAnsi="Malgun Gothic" w:eastAsia="맑은 고딕"/>
                 <w:i/>
-                <w:sz w:val="21"/>
+                <w:sz w:val="18"/>
+                <w:szCs w:val="18"/>
               </w:rPr>
               <w:t xml:space="preserve">정답지 기준 판정 · 지게차 모델 Apache-2.0 이관</w:t>
             </w:r>
@@ -19656,17 +20371,19 @@
             <w:pPr>
               <w:pStyle w:val="TableParagraph"/>
               <w:ind w:left="226" w:right="215"/>
-              <w:jc w:val="center"/>
               <w:spacing w:line="339" w:lineRule="exact"/>
               <w:rPr>
                 <w:i/>
                 <w:sz w:val="21"/>
               </w:rPr>
+              <w:jc w:val="left"/>
             </w:pPr>
             <w:r>
               <w:rPr>
+                <w:rFonts w:ascii="Malgun Gothic" w:hAnsi="Malgun Gothic" w:eastAsia="맑은 고딕"/>
                 <w:i/>
-                <w:sz w:val="21"/>
+                <w:sz w:val="18"/>
+                <w:szCs w:val="18"/>
               </w:rPr>
               <w:t xml:space="preserve">파일럿 구축·운영</w:t>
             </w:r>
@@ -19680,17 +20397,19 @@
             <w:pPr>
               <w:pStyle w:val="TableParagraph"/>
               <w:ind w:left="595" w:right="582"/>
-              <w:jc w:val="center"/>
               <w:spacing w:line="339" w:lineRule="exact"/>
               <w:rPr>
                 <w:i/>
                 <w:sz w:val="21"/>
               </w:rPr>
+              <w:jc w:val="left"/>
             </w:pPr>
             <w:r>
               <w:rPr>
+                <w:rFonts w:ascii="Malgun Gothic" w:hAnsi="Malgun Gothic" w:eastAsia="맑은 고딕"/>
                 <w:i/>
-                <w:sz w:val="21"/>
+                <w:sz w:val="18"/>
+                <w:szCs w:val="18"/>
                 <w:highlight w:val="yellow"/>
               </w:rPr>
               <w:t xml:space="preserve">[공란]</w:t>
@@ -19705,18 +20424,20 @@
             <w:pPr>
               <w:pStyle w:val="TableParagraph"/>
               <w:ind w:left="290" w:right="272"/>
-              <w:jc w:val="center"/>
               <w:spacing w:line="339" w:lineRule="exact"/>
               <w:rPr>
                 <w:i/>
                 <w:sz w:val="21"/>
               </w:rPr>
+              <w:jc w:val="left"/>
             </w:pPr>
             <w:r>
               <w:rPr>
+                <w:rFonts w:ascii="Malgun Gothic" w:hAnsi="Malgun Gothic" w:eastAsia="맑은 고딕"/>
                 <w:i/>
-                <w:sz w:val="21"/>
                 <w:spacing w:val="-2"/>
+                <w:sz w:val="18"/>
+                <w:szCs w:val="18"/>
               </w:rPr>
               <w:t xml:space="preserve">1개 현장 다중 카메라 · 운영 데이터 수집</w:t>
             </w:r>
@@ -19761,18 +20482,20 @@
             <w:pPr>
               <w:pStyle w:val="TableParagraph"/>
               <w:ind w:left="226" w:right="215"/>
-              <w:jc w:val="center"/>
               <w:spacing w:line="339" w:lineRule="exact"/>
               <w:rPr>
                 <w:i/>
                 <w:sz w:val="21"/>
               </w:rPr>
+              <w:jc w:val="left"/>
             </w:pPr>
             <w:r>
               <w:rPr>
+                <w:rFonts w:ascii="Malgun Gothic" w:hAnsi="Malgun Gothic" w:eastAsia="맑은 고딕"/>
                 <w:i/>
-                <w:sz w:val="21"/>
                 <w:spacing w:val="-2"/>
+                <w:sz w:val="18"/>
+                <w:szCs w:val="18"/>
               </w:rPr>
               <w:t xml:space="preserve">정식 출시</w:t>
             </w:r>
@@ -19791,11 +20514,14 @@
                 <w:i/>
                 <w:sz w:val="21"/>
               </w:rPr>
+              <w:jc w:val="left"/>
             </w:pPr>
             <w:r>
               <w:rPr>
+                <w:rFonts w:ascii="Malgun Gothic" w:hAnsi="Malgun Gothic" w:eastAsia="맑은 고딕"/>
                 <w:i/>
-                <w:sz w:val="21"/>
+                <w:sz w:val="18"/>
+                <w:szCs w:val="18"/>
                 <w:highlight w:val="yellow"/>
               </w:rPr>
               <w:t xml:space="preserve">[공란]</w:t>
@@ -19810,17 +20536,19 @@
             <w:pPr>
               <w:pStyle w:val="TableParagraph"/>
               <w:ind w:left="290" w:right="272"/>
-              <w:jc w:val="center"/>
               <w:spacing w:line="339" w:lineRule="exact"/>
               <w:rPr>
                 <w:i/>
                 <w:sz w:val="21"/>
               </w:rPr>
+              <w:jc w:val="left"/>
             </w:pPr>
             <w:r>
               <w:rPr>
+                <w:rFonts w:ascii="Malgun Gothic" w:hAnsi="Malgun Gothic" w:eastAsia="맑은 고딕"/>
                 <w:i/>
-                <w:sz w:val="21"/>
+                <w:sz w:val="18"/>
+                <w:szCs w:val="18"/>
               </w:rPr>
               <w:t xml:space="preserve">파일럿 실측 기반 영업 개시</w:t>
             </w:r>
@@ -20098,34 +20826,35 @@
           <w:sz w:val="28"/>
           <w:szCs w:val="28"/>
         </w:rPr>
-      </w:pPr>
-      <w:r>
-        <w:rPr>
+        <w:jc w:val="both"/>
+      </w:pPr>
+      <w:r>
+        <w:rPr>
+          <w:rFonts w:ascii="Malgun Gothic" w:hAnsi="Malgun Gothic" w:eastAsia="맑은 고딕"/>
           <w:lang w:eastAsia="ko-KR"/>
-          <w:rFonts w:ascii="HCI Poppy" w:eastAsia="휴먼명조" w:cs="휴먼명조"/>
-          <w:sz w:val="28"/>
-          <w:szCs w:val="28"/>
           <w:rtl w:val="off"/>
+          <w:sz w:val="20"/>
+          <w:szCs w:val="20"/>
         </w:rPr>
         <w:t xml:space="preserve">    ◦ </w:t>
       </w:r>
       <w:r>
         <w:rPr>
+          <w:rFonts w:ascii="Malgun Gothic" w:hAnsi="Malgun Gothic" w:eastAsia="맑은 고딕"/>
           <w:lang w:eastAsia="ko-KR"/>
-          <w:rFonts w:ascii="HCI Poppy" w:eastAsia="휴먼명조" w:cs="휴먼명조"/>
-          <w:sz w:val="28"/>
-          <w:szCs w:val="28"/>
           <w:rtl w:val="off"/>
+          <w:sz w:val="20"/>
+          <w:szCs w:val="20"/>
         </w:rPr>
         <w:t xml:space="preserve">협약기간 내 목표: ① 현장 재촬영·정답지 270프레임 ② 사람 인식률 개선(정답지 기준 판정) ③ 신뢰성 보강 상위 3건 ④ 파일럿 1곳 구축 — 세부 일정은 아래 표 </w:t>
       </w:r>
       <w:r>
         <w:rPr>
+          <w:rFonts w:ascii="Malgun Gothic" w:hAnsi="Malgun Gothic" w:eastAsia="맑은 고딕"/>
           <w:lang w:eastAsia="ko-KR"/>
-          <w:rFonts w:ascii="HCI Poppy" w:eastAsia="휴먼명조" w:cs="휴먼명조"/>
-          <w:sz w:val="28"/>
-          <w:szCs w:val="28"/>
           <w:rtl w:val="off"/>
+          <w:sz w:val="20"/>
+          <w:szCs w:val="20"/>
           <w:highlight w:val="yellow"/>
         </w:rPr>
         <w:t xml:space="preserve">[공란 — 대표 기입: 기간]</w:t>
@@ -20536,17 +21265,19 @@
             <w:pPr>
               <w:pStyle w:val="TableParagraph"/>
               <w:ind w:left="226" w:right="215"/>
-              <w:jc w:val="center"/>
               <w:spacing w:line="329" w:lineRule="exact"/>
               <w:rPr>
                 <w:i/>
                 <w:sz w:val="21"/>
               </w:rPr>
+              <w:jc w:val="left"/>
             </w:pPr>
             <w:r>
               <w:rPr>
+                <w:rFonts w:ascii="Malgun Gothic" w:hAnsi="Malgun Gothic" w:eastAsia="맑은 고딕"/>
                 <w:i/>
-                <w:sz w:val="21"/>
+                <w:sz w:val="18"/>
+                <w:szCs w:val="18"/>
               </w:rPr>
               <w:t xml:space="preserve">현장 재촬영·정답지</w:t>
             </w:r>
@@ -20568,11 +21299,14 @@
                 <w:i/>
                 <w:sz w:val="21"/>
               </w:rPr>
+              <w:jc w:val="left"/>
             </w:pPr>
             <w:r>
               <w:rPr>
+                <w:rFonts w:ascii="Malgun Gothic" w:hAnsi="Malgun Gothic" w:eastAsia="맑은 고딕"/>
                 <w:i/>
-                <w:sz w:val="21"/>
+                <w:sz w:val="18"/>
+                <w:szCs w:val="18"/>
                 <w:highlight w:val="yellow"/>
               </w:rPr>
               <w:t xml:space="preserve">[공란]</w:t>
@@ -20590,17 +21324,19 @@
             <w:pPr>
               <w:pStyle w:val="TableParagraph"/>
               <w:ind w:left="290" w:right="270"/>
-              <w:jc w:val="center"/>
               <w:spacing w:line="329" w:lineRule="exact"/>
               <w:rPr>
                 <w:i/>
                 <w:sz w:val="21"/>
               </w:rPr>
+              <w:jc w:val="left"/>
             </w:pPr>
             <w:r>
               <w:rPr>
+                <w:rFonts w:ascii="Malgun Gothic" w:hAnsi="Malgun Gothic" w:eastAsia="맑은 고딕"/>
                 <w:i/>
-                <w:sz w:val="21"/>
+                <w:sz w:val="18"/>
+                <w:szCs w:val="18"/>
               </w:rPr>
               <w:t xml:space="preserve">촬영 검증 도구 완비(scripts/check_raw_capture.py)</w:t>
             </w:r>
@@ -20645,17 +21381,19 @@
             <w:pPr>
               <w:pStyle w:val="TableParagraph"/>
               <w:ind w:left="226" w:right="215"/>
-              <w:jc w:val="center"/>
               <w:spacing w:line="339" w:lineRule="exact"/>
               <w:rPr>
                 <w:i/>
                 <w:sz w:val="21"/>
               </w:rPr>
+              <w:jc w:val="left"/>
             </w:pPr>
             <w:r>
               <w:rPr>
+                <w:rFonts w:ascii="Malgun Gothic" w:hAnsi="Malgun Gothic" w:eastAsia="맑은 고딕"/>
                 <w:i/>
-                <w:sz w:val="21"/>
+                <w:sz w:val="18"/>
+                <w:szCs w:val="18"/>
               </w:rPr>
               <w:t xml:space="preserve">사람 인식률 개선</w:t>
             </w:r>
@@ -20674,11 +21412,14 @@
                 <w:i/>
                 <w:sz w:val="21"/>
               </w:rPr>
+              <w:jc w:val="left"/>
             </w:pPr>
             <w:r>
               <w:rPr>
+                <w:rFonts w:ascii="Malgun Gothic" w:hAnsi="Malgun Gothic" w:eastAsia="맑은 고딕"/>
                 <w:i/>
-                <w:sz w:val="21"/>
+                <w:sz w:val="18"/>
+                <w:szCs w:val="18"/>
                 <w:highlight w:val="yellow"/>
               </w:rPr>
               <w:t xml:space="preserve">[공란]</w:t>
@@ -20693,17 +21434,19 @@
             <w:pPr>
               <w:pStyle w:val="TableParagraph"/>
               <w:ind w:left="290" w:right="272"/>
-              <w:jc w:val="center"/>
               <w:spacing w:line="339" w:lineRule="exact"/>
               <w:rPr>
                 <w:i/>
                 <w:sz w:val="21"/>
               </w:rPr>
+              <w:jc w:val="left"/>
             </w:pPr>
             <w:r>
               <w:rPr>
+                <w:rFonts w:ascii="Malgun Gothic" w:hAnsi="Malgun Gothic" w:eastAsia="맑은 고딕"/>
                 <w:i/>
-                <w:sz w:val="21"/>
+                <w:sz w:val="18"/>
+                <w:szCs w:val="18"/>
               </w:rPr>
               <w:t xml:space="preserve">사전 선언된 판정 기준 적용</w:t>
             </w:r>
@@ -20748,18 +21491,20 @@
             <w:pPr>
               <w:pStyle w:val="TableParagraph"/>
               <w:ind w:left="226" w:right="215"/>
-              <w:jc w:val="center"/>
               <w:spacing w:line="337" w:lineRule="exact"/>
               <w:rPr>
                 <w:i/>
                 <w:sz w:val="21"/>
               </w:rPr>
+              <w:jc w:val="left"/>
             </w:pPr>
             <w:r>
               <w:rPr>
+                <w:rFonts w:ascii="Malgun Gothic" w:hAnsi="Malgun Gothic" w:eastAsia="맑은 고딕"/>
                 <w:i/>
-                <w:sz w:val="21"/>
                 <w:spacing w:val="-4"/>
+                <w:sz w:val="18"/>
+                <w:szCs w:val="18"/>
               </w:rPr>
               <w:t xml:space="preserve">신뢰성 보강</w:t>
             </w:r>
@@ -20778,11 +21523,14 @@
                 <w:i/>
                 <w:sz w:val="21"/>
               </w:rPr>
+              <w:jc w:val="left"/>
             </w:pPr>
             <w:r>
               <w:rPr>
+                <w:rFonts w:ascii="Malgun Gothic" w:hAnsi="Malgun Gothic" w:eastAsia="맑은 고딕"/>
                 <w:i/>
-                <w:sz w:val="21"/>
+                <w:sz w:val="18"/>
+                <w:szCs w:val="18"/>
                 <w:highlight w:val="yellow"/>
               </w:rPr>
               <w:t xml:space="preserve">[공란]</w:t>
@@ -20797,18 +21545,20 @@
             <w:pPr>
               <w:pStyle w:val="TableParagraph"/>
               <w:ind w:left="290" w:right="272"/>
-              <w:jc w:val="center"/>
               <w:spacing w:line="337" w:lineRule="exact"/>
               <w:rPr>
                 <w:i/>
                 <w:sz w:val="21"/>
               </w:rPr>
+              <w:jc w:val="left"/>
             </w:pPr>
             <w:r>
               <w:rPr>
+                <w:rFonts w:ascii="Malgun Gothic" w:hAnsi="Malgun Gothic" w:eastAsia="맑은 고딕"/>
                 <w:i/>
-                <w:sz w:val="21"/>
                 <w:spacing w:val="-2"/>
+                <w:sz w:val="18"/>
+                <w:szCs w:val="18"/>
               </w:rPr>
               <w:t xml:space="preserve">정지화면 감지·생존신호·재기동 안전화</w:t>
             </w:r>
@@ -20853,18 +21603,20 @@
             <w:pPr>
               <w:pStyle w:val="TableParagraph"/>
               <w:ind w:left="224" w:right="215"/>
-              <w:jc w:val="center"/>
               <w:spacing w:line="339" w:lineRule="exact"/>
               <w:rPr>
                 <w:i/>
                 <w:sz w:val="21"/>
               </w:rPr>
+              <w:jc w:val="left"/>
             </w:pPr>
             <w:r>
               <w:rPr>
+                <w:rFonts w:ascii="Malgun Gothic" w:hAnsi="Malgun Gothic" w:eastAsia="맑은 고딕"/>
                 <w:i/>
-                <w:sz w:val="21"/>
                 <w:spacing w:val="-2"/>
+                <w:sz w:val="18"/>
+                <w:szCs w:val="18"/>
               </w:rPr>
               <w:t xml:space="preserve">파일럿 구축</w:t>
             </w:r>
@@ -20878,18 +21630,20 @@
             <w:pPr>
               <w:pStyle w:val="TableParagraph"/>
               <w:ind w:left="595" w:right="582"/>
-              <w:jc w:val="center"/>
               <w:spacing w:line="339" w:lineRule="exact"/>
               <w:rPr>
                 <w:i/>
                 <w:sz w:val="21"/>
               </w:rPr>
+              <w:jc w:val="left"/>
             </w:pPr>
             <w:r>
               <w:rPr>
+                <w:rFonts w:ascii="Malgun Gothic" w:hAnsi="Malgun Gothic" w:eastAsia="맑은 고딕"/>
                 <w:i/>
-                <w:sz w:val="21"/>
                 <w:spacing w:val="-5"/>
+                <w:sz w:val="18"/>
+                <w:szCs w:val="18"/>
                 <w:highlight w:val="yellow"/>
               </w:rPr>
               <w:t xml:space="preserve">[공란]</w:t>
@@ -20904,17 +21658,19 @@
             <w:pPr>
               <w:pStyle w:val="TableParagraph"/>
               <w:ind w:left="290" w:right="272"/>
-              <w:jc w:val="center"/>
               <w:spacing w:line="339" w:lineRule="exact"/>
               <w:rPr>
                 <w:i/>
                 <w:sz w:val="21"/>
               </w:rPr>
+              <w:jc w:val="left"/>
             </w:pPr>
             <w:r>
               <w:rPr>
+                <w:rFonts w:ascii="Malgun Gothic" w:hAnsi="Malgun Gothic" w:eastAsia="맑은 고딕"/>
                 <w:i/>
-                <w:sz w:val="21"/>
+                <w:sz w:val="18"/>
+                <w:szCs w:val="18"/>
                 <w:highlight w:val="yellow"/>
               </w:rPr>
               <w:t xml:space="preserve">[공란 — 대상 협의 상태에 따라]</w:t>
@@ -22491,24 +23247,25 @@
           <w:sz w:val="28"/>
           <w:szCs w:val="28"/>
         </w:rPr>
-      </w:pPr>
-      <w:r>
-        <w:rPr>
+        <w:jc w:val="both"/>
+      </w:pPr>
+      <w:r>
+        <w:rPr>
+          <w:rFonts w:ascii="Malgun Gothic" w:hAnsi="Malgun Gothic" w:eastAsia="맑은 고딕"/>
           <w:lang w:eastAsia="ko-KR"/>
-          <w:rFonts w:ascii="HCI Poppy" w:eastAsia="휴먼명조" w:cs="휴먼명조"/>
-          <w:sz w:val="28"/>
-          <w:szCs w:val="28"/>
           <w:rtl w:val="off"/>
+          <w:sz w:val="20"/>
+          <w:szCs w:val="20"/>
         </w:rPr>
         <w:t xml:space="preserve">    ◦ </w:t>
       </w:r>
       <w:r>
         <w:rPr>
+          <w:rFonts w:ascii="Malgun Gothic" w:hAnsi="Malgun Gothic" w:eastAsia="맑은 고딕"/>
           <w:lang w:eastAsia="ko-KR"/>
-          <w:rFonts w:ascii="HCI Poppy" w:eastAsia="휴먼명조" w:cs="휴먼명조"/>
-          <w:sz w:val="28"/>
-          <w:szCs w:val="28"/>
           <w:rtl w:val="off"/>
+          <w:sz w:val="20"/>
+          <w:szCs w:val="20"/>
           <w:highlight w:val="yellow"/>
         </w:rPr>
         <w:t xml:space="preserve">[공란 — 대표 작성: 자금 필요성·비목별 산출근거. 위 파란 안내를 따라 작성 후 안내문구 삭제]</w:t>
@@ -24397,24 +25154,25 @@
           <w:sz w:val="28"/>
           <w:szCs w:val="28"/>
         </w:rPr>
-      </w:pPr>
-      <w:r>
-        <w:rPr>
+        <w:jc w:val="both"/>
+      </w:pPr>
+      <w:r>
+        <w:rPr>
+          <w:rFonts w:ascii="Malgun Gothic" w:hAnsi="Malgun Gothic" w:eastAsia="맑은 고딕"/>
           <w:lang w:eastAsia="ko-KR"/>
-          <w:rFonts w:ascii="HCI Poppy" w:eastAsia="휴먼명조" w:cs="휴먼명조"/>
-          <w:sz w:val="28"/>
-          <w:szCs w:val="28"/>
           <w:rtl w:val="off"/>
+          <w:sz w:val="20"/>
+          <w:szCs w:val="20"/>
         </w:rPr>
         <w:t xml:space="preserve">    ◦ </w:t>
       </w:r>
       <w:r>
         <w:rPr>
+          <w:rFonts w:ascii="Malgun Gothic" w:hAnsi="Malgun Gothic" w:eastAsia="맑은 고딕"/>
           <w:lang w:eastAsia="ko-KR"/>
-          <w:rFonts w:ascii="HCI Poppy" w:eastAsia="휴먼명조" w:cs="휴먼명조"/>
-          <w:sz w:val="28"/>
-          <w:szCs w:val="28"/>
           <w:rtl w:val="off"/>
+          <w:sz w:val="20"/>
+          <w:szCs w:val="20"/>
           <w:highlight w:val="yellow"/>
         </w:rPr>
         <w:t xml:space="preserve">[공란 — 대표 작성: 법인 설립 비용·추가 자본금·투자유치 목표와 전략]</w:t>
@@ -27339,24 +28097,25 @@
           <w:sz w:val="28"/>
           <w:szCs w:val="28"/>
         </w:rPr>
-      </w:pPr>
-      <w:r>
-        <w:rPr>
+        <w:jc w:val="both"/>
+      </w:pPr>
+      <w:r>
+        <w:rPr>
+          <w:rFonts w:ascii="Malgun Gothic" w:hAnsi="Malgun Gothic" w:eastAsia="맑은 고딕"/>
           <w:lang w:eastAsia="ko-KR"/>
-          <w:rFonts w:ascii="HCI Poppy" w:eastAsia="휴먼명조" w:cs="휴먼명조"/>
-          <w:sz w:val="28"/>
-          <w:szCs w:val="28"/>
           <w:rtl w:val="off"/>
+          <w:sz w:val="20"/>
+          <w:szCs w:val="20"/>
         </w:rPr>
         <w:t xml:space="preserve">    ◦ </w:t>
       </w:r>
       <w:r>
         <w:rPr>
+          <w:rFonts w:ascii="Malgun Gothic" w:hAnsi="Malgun Gothic" w:eastAsia="맑은 고딕"/>
           <w:lang w:eastAsia="ko-KR"/>
-          <w:rFonts w:ascii="HCI Poppy" w:eastAsia="휴먼명조" w:cs="휴먼명조"/>
-          <w:sz w:val="28"/>
-          <w:szCs w:val="28"/>
           <w:rtl w:val="off"/>
+          <w:sz w:val="20"/>
+          <w:szCs w:val="20"/>
           <w:highlight w:val="yellow"/>
         </w:rPr>
         <w:t xml:space="preserve">[공란 — 대표 작성 ※개인정보 마스킹 규정 준수. 기재 가능 사실 예: 현장 시험 직접 설계·수행(2026.8.27), 측정·검증 중심 개발 문화(자동 테스트 481건·정정 이력 공개 — 저장소로 증빙 가능)]</w:t>
@@ -28615,34 +29374,35 @@
           <w:sz w:val="28"/>
           <w:szCs w:val="28"/>
         </w:rPr>
-      </w:pPr>
-      <w:r>
-        <w:rPr>
+        <w:jc w:val="both"/>
+      </w:pPr>
+      <w:r>
+        <w:rPr>
+          <w:rFonts w:ascii="Malgun Gothic" w:hAnsi="Malgun Gothic" w:eastAsia="맑은 고딕"/>
           <w:lang w:eastAsia="ko-KR"/>
-          <w:rFonts w:ascii="HCI Poppy" w:eastAsia="휴먼명조" w:cs="휴먼명조"/>
-          <w:sz w:val="28"/>
-          <w:szCs w:val="28"/>
           <w:rtl w:val="off"/>
+          <w:sz w:val="20"/>
+          <w:szCs w:val="20"/>
         </w:rPr>
         <w:t xml:space="preserve">    ◦ </w:t>
       </w:r>
       <w:r>
         <w:rPr>
+          <w:rFonts w:ascii="Malgun Gothic" w:hAnsi="Malgun Gothic" w:eastAsia="맑은 고딕"/>
           <w:lang w:eastAsia="ko-KR"/>
-          <w:rFonts w:ascii="HCI Poppy" w:eastAsia="휴먼명조" w:cs="휴먼명조"/>
-          <w:sz w:val="28"/>
-          <w:szCs w:val="28"/>
           <w:rtl w:val="off"/>
+          <w:sz w:val="20"/>
+          <w:szCs w:val="20"/>
         </w:rPr>
         <w:t xml:space="preserve">중장비 교육기관 1곳 — 현장 시험 협력 1회 완료(2026.8.27) </w:t>
       </w:r>
       <w:r>
         <w:rPr>
+          <w:rFonts w:ascii="Malgun Gothic" w:hAnsi="Malgun Gothic" w:eastAsia="맑은 고딕"/>
           <w:lang w:eastAsia="ko-KR"/>
-          <w:rFonts w:ascii="HCI Poppy" w:eastAsia="휴먼명조" w:cs="휴먼명조"/>
-          <w:sz w:val="28"/>
-          <w:szCs w:val="28"/>
           <w:rtl w:val="off"/>
+          <w:sz w:val="20"/>
+          <w:szCs w:val="20"/>
           <w:highlight w:val="yellow"/>
         </w:rPr>
         <w:t xml:space="preserve">[공란 — 대표 확인: 기관명 기재 여부·협약 형태]</w:t>
@@ -28657,20 +29417,21 @@
           <w:sz w:val="24"/>
           <w:szCs w:val="24"/>
         </w:rPr>
-      </w:pPr>
-      <w:r>
-        <w:rPr>
-          <w:rFonts w:ascii="HCI Poppy" w:eastAsia="휴먼명조" w:cs="휴먼명조"/>
-          <w:sz w:val="24"/>
-          <w:szCs w:val="24"/>
+        <w:jc w:val="both"/>
+      </w:pPr>
+      <w:r>
+        <w:rPr>
+          <w:rFonts w:ascii="Malgun Gothic" w:hAnsi="Malgun Gothic" w:eastAsia="맑은 고딕"/>
+          <w:sz w:val="20"/>
+          <w:szCs w:val="20"/>
         </w:rPr>
         <w:t xml:space="preserve">        - </w:t>
       </w:r>
       <w:r>
         <w:rPr>
-          <w:rFonts w:ascii="HCI Poppy" w:eastAsia="휴먼명조" w:cs="휴먼명조"/>
-          <w:sz w:val="24"/>
-          <w:szCs w:val="24"/>
+          <w:rFonts w:ascii="Malgun Gothic" w:hAnsi="Malgun Gothic" w:eastAsia="맑은 고딕"/>
+          <w:sz w:val="20"/>
+          <w:szCs w:val="20"/>
         </w:rPr>
         <w:t xml:space="preserve">활용 계획: 재촬영(정답지 구축용) 및 파일럿 후보</w:t>
       </w:r>
@@ -28684,24 +29445,25 @@
           <w:sz w:val="28"/>
           <w:szCs w:val="28"/>
         </w:rPr>
-      </w:pPr>
-      <w:r>
-        <w:rPr>
+        <w:jc w:val="both"/>
+      </w:pPr>
+      <w:r>
+        <w:rPr>
+          <w:rFonts w:ascii="Malgun Gothic" w:hAnsi="Malgun Gothic" w:eastAsia="맑은 고딕"/>
           <w:lang w:eastAsia="ko-KR"/>
-          <w:rFonts w:ascii="HCI Poppy" w:eastAsia="휴먼명조" w:cs="휴먼명조"/>
-          <w:sz w:val="28"/>
-          <w:szCs w:val="28"/>
           <w:rtl w:val="off"/>
+          <w:sz w:val="20"/>
+          <w:szCs w:val="20"/>
         </w:rPr>
         <w:t xml:space="preserve">    ◦ </w:t>
       </w:r>
       <w:r>
         <w:rPr>
+          <w:rFonts w:ascii="Malgun Gothic" w:hAnsi="Malgun Gothic" w:eastAsia="맑은 고딕"/>
           <w:lang w:eastAsia="ko-KR"/>
-          <w:rFonts w:ascii="HCI Poppy" w:eastAsia="휴먼명조" w:cs="휴먼명조"/>
-          <w:sz w:val="28"/>
-          <w:szCs w:val="28"/>
           <w:rtl w:val="off"/>
+          <w:sz w:val="20"/>
+          <w:szCs w:val="20"/>
           <w:highlight w:val="yellow"/>
         </w:rPr>
         <w:t xml:space="preserve">[공란 — 대표 작성: 추가 협력기관(대학·공공기관·민간) 및 세부 활용방안]</w:t>
@@ -29036,17 +29798,19 @@
           <w:p>
             <w:pPr>
               <w:pStyle w:val="TableParagraph"/>
-              <w:jc w:val="center"/>
               <w:rPr>
                 <w:i/>
                 <w:sz w:val="21"/>
               </w:rPr>
+              <w:jc w:val="left"/>
             </w:pPr>
             <w:r>
               <w:rPr>
+                <w:rFonts w:ascii="Malgun Gothic" w:hAnsi="Malgun Gothic" w:eastAsia="맑은 고딕"/>
                 <w:i/>
-                <w:sz w:val="21"/>
                 <w:spacing w:val="-4"/>
+                <w:sz w:val="18"/>
+                <w:szCs w:val="18"/>
                 <w:highlight w:val="yellow"/>
               </w:rPr>
               <w:t xml:space="preserve">[공란 — 중장비 교육기관(기재 여부 대표 결정)]</w:t>
@@ -29063,16 +29827,18 @@
           <w:p>
             <w:pPr>
               <w:pStyle w:val="TableParagraph"/>
-              <w:jc w:val="center"/>
               <w:rPr>
                 <w:i/>
                 <w:sz w:val="21"/>
               </w:rPr>
+              <w:jc w:val="left"/>
             </w:pPr>
             <w:r>
               <w:rPr>
+                <w:rFonts w:ascii="Malgun Gothic" w:hAnsi="Malgun Gothic" w:eastAsia="맑은 고딕"/>
                 <w:i/>
-                <w:sz w:val="21"/>
+                <w:sz w:val="18"/>
+                <w:szCs w:val="18"/>
               </w:rPr>
               <w:t xml:space="preserve">지게차·중장비 실습장 운영</w:t>
             </w:r>
@@ -29088,16 +29854,18 @@
           <w:p>
             <w:pPr>
               <w:pStyle w:val="TableParagraph"/>
-              <w:jc w:val="center"/>
               <w:rPr>
                 <w:i/>
                 <w:sz w:val="21"/>
               </w:rPr>
+              <w:jc w:val="left"/>
             </w:pPr>
             <w:r>
               <w:rPr>
+                <w:rFonts w:ascii="Malgun Gothic" w:hAnsi="Malgun Gothic" w:eastAsia="맑은 고딕"/>
                 <w:i/>
-                <w:sz w:val="21"/>
+                <w:sz w:val="18"/>
+                <w:szCs w:val="18"/>
               </w:rPr>
               <w:t xml:space="preserve">현장 시험·재촬영·파일럿 후보(1회 협력 완료 2026.8.27)</w:t>
             </w:r>
@@ -29113,17 +29881,19 @@
           <w:p>
             <w:pPr>
               <w:pStyle w:val="TableParagraph"/>
-              <w:jc w:val="center"/>
               <w:rPr>
                 <w:i/>
                 <w:sz w:val="21"/>
               </w:rPr>
+              <w:jc w:val="left"/>
             </w:pPr>
             <w:r>
               <w:rPr>
+                <w:rFonts w:ascii="Malgun Gothic" w:hAnsi="Malgun Gothic" w:eastAsia="맑은 고딕"/>
                 <w:i/>
-                <w:sz w:val="21"/>
                 <w:spacing w:val="-2"/>
+                <w:sz w:val="18"/>
+                <w:szCs w:val="18"/>
               </w:rPr>
               <w:t xml:space="preserve">협력 중</w:t>
             </w:r>
@@ -29165,11 +29935,11 @@
           <w:p>
             <w:pPr>
               <w:pStyle w:val="TableParagraph"/>
-              <w:jc w:val="center"/>
               <w:rPr>
                 <w:i/>
                 <w:sz w:val="21"/>
               </w:rPr>
+              <w:jc w:val="left"/>
             </w:pPr>
           </w:p>
         </w:tc>
@@ -29180,11 +29950,11 @@
           <w:p>
             <w:pPr>
               <w:pStyle w:val="TableParagraph"/>
-              <w:jc w:val="center"/>
               <w:rPr>
                 <w:i/>
                 <w:sz w:val="21"/>
               </w:rPr>
+              <w:jc w:val="left"/>
             </w:pPr>
           </w:p>
         </w:tc>
@@ -29195,11 +29965,11 @@
           <w:p>
             <w:pPr>
               <w:pStyle w:val="TableParagraph"/>
-              <w:jc w:val="center"/>
               <w:rPr>
                 <w:i/>
                 <w:sz w:val="21"/>
               </w:rPr>
+              <w:jc w:val="left"/>
             </w:pPr>
           </w:p>
         </w:tc>
@@ -29210,11 +29980,11 @@
           <w:p>
             <w:pPr>
               <w:pStyle w:val="TableParagraph"/>
-              <w:jc w:val="center"/>
               <w:rPr>
                 <w:i/>
                 <w:sz w:val="21"/>
               </w:rPr>
+              <w:jc w:val="left"/>
             </w:pPr>
           </w:p>
         </w:tc>
@@ -29504,24 +30274,25 @@
           <w:sz w:val="28"/>
           <w:szCs w:val="28"/>
         </w:rPr>
-      </w:pPr>
-      <w:r>
-        <w:rPr>
+        <w:jc w:val="both"/>
+      </w:pPr>
+      <w:r>
+        <w:rPr>
+          <w:rFonts w:ascii="Malgun Gothic" w:hAnsi="Malgun Gothic" w:eastAsia="맑은 고딕"/>
           <w:lang w:eastAsia="ko-KR"/>
-          <w:rFonts w:ascii="HCI Poppy" w:eastAsia="휴먼명조" w:cs="휴먼명조"/>
-          <w:sz w:val="28"/>
-          <w:szCs w:val="28"/>
           <w:rtl w:val="off"/>
+          <w:sz w:val="20"/>
+          <w:szCs w:val="20"/>
         </w:rPr>
         <w:t xml:space="preserve">    ◦ </w:t>
       </w:r>
       <w:r>
         <w:rPr>
+          <w:rFonts w:ascii="Malgun Gothic" w:hAnsi="Malgun Gothic" w:eastAsia="맑은 고딕"/>
           <w:lang w:eastAsia="ko-KR"/>
-          <w:rFonts w:ascii="HCI Poppy" w:eastAsia="휴먼명조" w:cs="휴먼명조"/>
-          <w:sz w:val="28"/>
-          <w:szCs w:val="28"/>
           <w:rtl w:val="off"/>
+          <w:sz w:val="20"/>
+          <w:szCs w:val="20"/>
         </w:rPr>
         <w:t xml:space="preserve">사회: 산업재해 예방이라는 사업 목적 자체가 사회적 가치와 정렬(1-1 통계 참조) · 안전 기능의 한계를 정직하게 고지 — 비전 AI 는 확률적이므로 인증 안전장치(방호장치·안전 PLC)를 대체하지 않는 보조·감시 계층임을 계약·화면에 명시</w:t>
       </w:r>
@@ -29535,24 +30306,25 @@
           <w:sz w:val="28"/>
           <w:szCs w:val="28"/>
         </w:rPr>
-      </w:pPr>
-      <w:r>
-        <w:rPr>
+        <w:jc w:val="both"/>
+      </w:pPr>
+      <w:r>
+        <w:rPr>
+          <w:rFonts w:ascii="Malgun Gothic" w:hAnsi="Malgun Gothic" w:eastAsia="맑은 고딕"/>
           <w:lang w:eastAsia="ko-KR"/>
-          <w:rFonts w:ascii="HCI Poppy" w:eastAsia="휴먼명조" w:cs="휴먼명조"/>
-          <w:sz w:val="28"/>
-          <w:szCs w:val="28"/>
           <w:rtl w:val="off"/>
+          <w:sz w:val="20"/>
+          <w:szCs w:val="20"/>
         </w:rPr>
         <w:t xml:space="preserve">    ◦ </w:t>
       </w:r>
       <w:r>
         <w:rPr>
+          <w:rFonts w:ascii="Malgun Gothic" w:hAnsi="Malgun Gothic" w:eastAsia="맑은 고딕"/>
           <w:lang w:eastAsia="ko-KR"/>
-          <w:rFonts w:ascii="HCI Poppy" w:eastAsia="휴먼명조" w:cs="휴먼명조"/>
-          <w:sz w:val="28"/>
-          <w:szCs w:val="28"/>
           <w:rtl w:val="off"/>
+          <w:sz w:val="20"/>
+          <w:szCs w:val="20"/>
         </w:rPr>
         <w:t xml:space="preserve">개인정보: 얼굴 자동 비식별화·보존기간 자동 파기를 제품 기본값으로 유지</w:t>
       </w:r>
@@ -29566,24 +30338,25 @@
           <w:sz w:val="28"/>
           <w:szCs w:val="28"/>
         </w:rPr>
-      </w:pPr>
-      <w:r>
-        <w:rPr>
+        <w:jc w:val="both"/>
+      </w:pPr>
+      <w:r>
+        <w:rPr>
+          <w:rFonts w:ascii="Malgun Gothic" w:hAnsi="Malgun Gothic" w:eastAsia="맑은 고딕"/>
           <w:lang w:eastAsia="ko-KR"/>
-          <w:rFonts w:ascii="HCI Poppy" w:eastAsia="휴먼명조" w:cs="휴먼명조"/>
-          <w:sz w:val="28"/>
-          <w:szCs w:val="28"/>
           <w:rtl w:val="off"/>
+          <w:sz w:val="20"/>
+          <w:szCs w:val="20"/>
         </w:rPr>
         <w:t xml:space="preserve">    ◦ </w:t>
       </w:r>
       <w:r>
         <w:rPr>
+          <w:rFonts w:ascii="Malgun Gothic" w:hAnsi="Malgun Gothic" w:eastAsia="맑은 고딕"/>
           <w:lang w:eastAsia="ko-KR"/>
-          <w:rFonts w:ascii="HCI Poppy" w:eastAsia="휴먼명조" w:cs="휴먼명조"/>
-          <w:sz w:val="28"/>
-          <w:szCs w:val="28"/>
           <w:rtl w:val="off"/>
+          <w:sz w:val="20"/>
+          <w:szCs w:val="20"/>
           <w:highlight w:val="yellow"/>
         </w:rPr>
         <w:t xml:space="preserve">[공란 — 대표 작성: 고용·환경 등 추가 계획]</w:t>
